--- a/backend/uploads/docs/Manual_Usuario_MegaNexus.docx
+++ b/backend/uploads/docs/Manual_Usuario_MegaNexus.docx
@@ -45,7 +45,18 @@
         <w:t>Manual Funcional / de Usuario</w:t>
       </w:r>
     </w:p>
-    <w:p/>
+    <w:p>
+      <w:pPr>
+        <w:jc w:val="center"/>
+      </w:pPr>
+      <w:r>
+        <w:rPr>
+          <w:color w:val="555555"/>
+          <w:sz w:val="24"/>
+        </w:rPr>
+        <w:t>Edición ilustrada — énfasis en el módulo de Proyectos</w:t>
+      </w:r>
+    </w:p>
     <w:p/>
     <w:p/>
     <w:p/>
@@ -215,7 +226,65 @@
               <w:rPr>
                 <w:sz w:val="20"/>
               </w:rPr>
-              <w:t>Versión inicial del Manual Funcional / de Usuario</w:t>
+              <w:t>Versión inicial</w:t>
+            </w:r>
+          </w:p>
+        </w:tc>
+        <w:tc>
+          <w:tcPr>
+            <w:tcW w:type="dxa" w:w="2160"/>
+          </w:tcPr>
+          <w:p>
+            <w:r/>
+            <w:r>
+              <w:rPr>
+                <w:sz w:val="20"/>
+              </w:rPr>
+              <w:t>Equipo MegaNexus</w:t>
+            </w:r>
+          </w:p>
+        </w:tc>
+      </w:tr>
+      <w:tr>
+        <w:tc>
+          <w:tcPr>
+            <w:tcW w:type="dxa" w:w="2160"/>
+          </w:tcPr>
+          <w:p>
+            <w:r/>
+            <w:r>
+              <w:rPr>
+                <w:sz w:val="20"/>
+              </w:rPr>
+              <w:t>2.0</w:t>
+            </w:r>
+          </w:p>
+        </w:tc>
+        <w:tc>
+          <w:tcPr>
+            <w:tcW w:type="dxa" w:w="2160"/>
+          </w:tcPr>
+          <w:p>
+            <w:r/>
+            <w:r>
+              <w:rPr>
+                <w:sz w:val="20"/>
+              </w:rPr>
+              <w:t>12/06/2026</w:t>
+            </w:r>
+          </w:p>
+        </w:tc>
+        <w:tc>
+          <w:tcPr>
+            <w:tcW w:type="dxa" w:w="2160"/>
+          </w:tcPr>
+          <w:p>
+            <w:r/>
+            <w:r>
+              <w:rPr>
+                <w:sz w:val="20"/>
+              </w:rPr>
+              <w:t>Edición ilustrada con capturas y detalle ampliado de Proyectos</w:t>
             </w:r>
           </w:p>
         </w:tc>
@@ -250,16 +319,6 @@
       </w:r>
     </w:p>
     <w:p>
-      <w:r>
-        <w:rPr>
-          <w:i w:val="0"/>
-          <w:color w:val="555555"/>
-          <w:sz w:val="22"/>
-        </w:rPr>
-        <w:t>Este manual está organizado por módulos siguiendo la estructura del menú de la aplicación, más una sección de flujos de negocio de extremo a extremo y un glosario.</w:t>
-      </w:r>
-    </w:p>
-    <w:p>
       <w:pPr>
         <w:pStyle w:val="ListBullet"/>
       </w:pPr>
@@ -288,7 +347,7 @@
         <w:pStyle w:val="ListBullet"/>
       </w:pPr>
       <w:r>
-        <w:t>4. Gestión Comercial (Dashboard, Contacto Inicial, Clientes, Cotizaciones, Reportes, Histórico)</w:t>
+        <w:t>4. Gestión Comercial</w:t>
       </w:r>
     </w:p>
     <w:p>
@@ -296,7 +355,7 @@
         <w:pStyle w:val="ListBullet"/>
       </w:pPr>
       <w:r>
-        <w:t>5. Catálogos (Bancos, Medios de Pago, Bienes y Servicios, Categoría Comercial, Tasa de Cambio)</w:t>
+        <w:t>5. Catálogos</w:t>
       </w:r>
     </w:p>
     <w:p>
@@ -304,7 +363,7 @@
         <w:pStyle w:val="ListBullet"/>
       </w:pPr>
       <w:r>
-        <w:t>6. Gestión de Implementación (Proyectos, Proyectos Directos, Integradores, Datos de Imple)</w:t>
+        <w:t>6. Gestión de Implementación — PROYECTOS (detallado), Proyectos Directos, Integradores, Datos de Imple</w:t>
       </w:r>
     </w:p>
     <w:p>
@@ -320,7 +379,7 @@
         <w:pStyle w:val="ListBullet"/>
       </w:pPr>
       <w:r>
-        <w:t>8. Gestión Administrativa (Inventarios y Reportes Contables)</w:t>
+        <w:t>8. Gestión Administrativa</w:t>
       </w:r>
     </w:p>
     <w:p>
@@ -352,7 +411,7 @@
         <w:pStyle w:val="ListBullet"/>
       </w:pPr>
       <w:r>
-        <w:t>12. Flujos de negocio clave</w:t>
+        <w:t>12. Flujos de negocio</w:t>
       </w:r>
     </w:p>
     <w:p>
@@ -395,7 +454,7 @@
           <w:i w:val="0"/>
           <w:sz w:val="22"/>
         </w:rPr>
-        <w:t>MegaNexus (también identificado como "Gestor") es la plataforma integral de MegaSoft para administrar el ciclo comercial y de implementación de soluciones de pago: desde el primer contacto con el cliente, la elaboración de cotizaciones, hasta la ejecución y seguimiento de los proyectos de implementación.</w:t>
+        <w:t>MegaNexus ("Gestor") es la plataforma integral de MegaSoft para administrar el ciclo comercial y de implementación de soluciones de pago: desde el primer contacto, la cotización, hasta la ejecución y seguimiento de los proyectos. Este manual hace énfasis en el módulo de Proyectos, el más usado por los Implementadores y donde se concentran las operaciones sensibles: actualizaciones individuales y masivas, creación de plantillas y envío de notificaciones.</w:t>
       </w:r>
     </w:p>
     <w:p>
@@ -422,7 +481,7 @@
         <w:t>Ejecutivos de Ventas</w:t>
       </w:r>
       <w:r>
-        <w:t>: gestión de clientes, contactos y cotizaciones.</w:t>
+        <w:t>: clientes, contactos y cotizaciones.</w:t>
       </w:r>
     </w:p>
     <w:p>
@@ -436,7 +495,7 @@
         <w:t>Coordinadores e Implementadores</w:t>
       </w:r>
       <w:r>
-        <w:t>: gestión de proyectos, fichas técnicas y datos de implementación.</w:t>
+        <w:t>: proyectos, fichas técnicas, datos de implementación y notificaciones.</w:t>
       </w:r>
     </w:p>
     <w:p>
@@ -450,76 +509,7 @@
         <w:t>Administradores</w:t>
       </w:r>
       <w:r>
-        <w:t>: catálogos, usuarios, perfiles y configuración del sistema.</w:t>
-      </w:r>
-    </w:p>
-    <w:p>
-      <w:pPr>
-        <w:pStyle w:val="Heading3"/>
-      </w:pPr>
-      <w:r>
-        <w:rPr>
-          <w:b/>
-          <w:color w:val="0891B2"/>
-          <w:sz w:val="24"/>
-        </w:rPr>
-        <w:t>Conceptos generales de navegación</w:t>
-      </w:r>
-    </w:p>
-    <w:p>
-      <w:pPr>
-        <w:pStyle w:val="ListBullet"/>
-      </w:pPr>
-      <w:r>
-        <w:rPr>
-          <w:b/>
-        </w:rPr>
-        <w:t>Menú lateral</w:t>
-      </w:r>
-      <w:r>
-        <w:t>: agrupa las opciones por área. Se puede contraer/expandir y fijar.</w:t>
-      </w:r>
-    </w:p>
-    <w:p>
-      <w:pPr>
-        <w:pStyle w:val="ListBullet"/>
-      </w:pPr>
-      <w:r>
-        <w:rPr>
-          <w:b/>
-        </w:rPr>
-        <w:t>Permisos</w:t>
-      </w:r>
-      <w:r>
-        <w:t>: cada usuario solo ve los módulos habilitados para su perfil.</w:t>
-      </w:r>
-    </w:p>
-    <w:p>
-      <w:pPr>
-        <w:pStyle w:val="ListBullet"/>
-      </w:pPr>
-      <w:r>
-        <w:rPr>
-          <w:b/>
-        </w:rPr>
-        <w:t>Buscadores</w:t>
-      </w:r>
-      <w:r>
-        <w:t>: la mayoría de listados permite buscar por nombre, RIF u otros campos clave.</w:t>
-      </w:r>
-    </w:p>
-    <w:p>
-      <w:pPr>
-        <w:pStyle w:val="ListBullet"/>
-      </w:pPr>
-      <w:r>
-        <w:rPr>
-          <w:b/>
-        </w:rPr>
-        <w:t>Guardado</w:t>
-      </w:r>
-      <w:r>
-        <w:t>: los formularios validan los datos antes de guardar y muestran confirmaciones (toasts).</w:t>
+        <w:t>: catálogos, usuarios, perfiles y configuración.</w:t>
       </w:r>
     </w:p>
     <w:p>
@@ -569,7 +559,7 @@
         <w:pStyle w:val="ListNumber"/>
       </w:pPr>
       <w:r>
-        <w:t>Al autenticarse, verá el Dashboard y el menú con los módulos habilitados para su perfil.</w:t>
+        <w:t>Verá el Dashboard y el menú con los módulos habilitados para su perfil.</w:t>
       </w:r>
     </w:p>
     <w:p>
@@ -582,16 +572,7 @@
           <w:color w:val="0891B2"/>
           <w:sz w:val="24"/>
         </w:rPr>
-        <w:t>Perfiles y niveles de acceso</w:t>
-      </w:r>
-    </w:p>
-    <w:p>
-      <w:r>
-        <w:rPr>
-          <w:i w:val="0"/>
-          <w:sz w:val="22"/>
-        </w:rPr>
-        <w:t>El acceso se controla por módulo mediante tres niveles:</w:t>
+        <w:t>Niveles de acceso por módulo</w:t>
       </w:r>
     </w:p>
     <w:tbl>
@@ -666,7 +647,7 @@
               <w:rPr>
                 <w:sz w:val="20"/>
               </w:rPr>
-              <w:t>El módulo no aparece en el menú del usuario.</w:t>
+              <w:t>El módulo no aparece en el menú.</w:t>
             </w:r>
           </w:p>
         </w:tc>
@@ -696,7 +677,7 @@
               <w:rPr>
                 <w:sz w:val="20"/>
               </w:rPr>
-              <w:t>El usuario puede ver/leer, pero no modificar.</w:t>
+              <w:t>Puede ver/leer, no modificar.</w:t>
             </w:r>
           </w:p>
         </w:tc>
@@ -726,7 +707,7 @@
               <w:rPr>
                 <w:sz w:val="20"/>
               </w:rPr>
-              <w:t>El usuario puede crear, editar y eliminar según el módulo.</w:t>
+              <w:t>Puede crear, editar y eliminar según el módulo.</w:t>
             </w:r>
           </w:p>
         </w:tc>
@@ -739,38 +720,9 @@
           <w:i w:val="0"/>
           <w:sz w:val="22"/>
         </w:rPr>
-        <w:t>Los perfiles (ej. Vendedor Pyme, Vendedor Corp, Gerente Operativo, Coordinador de Administración, Gerencia de Implementación, Analista de Operaciones, Operador Taller) agrupan estos permisos y se asignan a cada usuario. El administrador puede activar o desactivar módulos por perfil desde Gestión de Seguridad → Perfiles de Usuario.</w:t>
+        <w:t>Los perfiles agrupan estos permisos y se asignan a cada usuario desde Gestión de Seguridad → Perfiles. El administrador tiene acceso total.</w:t>
       </w:r>
     </w:p>
-    <w:tbl>
-      <w:tblPr>
-        <w:tblW w:type="auto" w:w="0"/>
-        <w:tblLook w:firstColumn="1" w:firstRow="1" w:lastColumn="0" w:lastRow="0" w:noHBand="0" w:noVBand="1" w:val="04A0"/>
-      </w:tblPr>
-      <w:tblGrid>
-        <w:gridCol w:w="8640"/>
-      </w:tblGrid>
-      <w:tr>
-        <w:tc>
-          <w:tcPr>
-            <w:tcW w:type="dxa" w:w="8640"/>
-            <w:shd w:val="clear" w:color="auto" w:fill="E8F1F8"/>
-          </w:tcPr>
-          <w:p>
-            <w:r>
-              <w:rPr>
-                <w:b/>
-              </w:rPr>
-              <w:t xml:space="preserve">NOTA: </w:t>
-            </w:r>
-            <w:r>
-              <w:t>El usuario administrador tiene acceso total a todos los módulos, independientemente del perfil.</w:t>
-            </w:r>
-          </w:p>
-        </w:tc>
-      </w:tr>
-    </w:tbl>
-    <w:p/>
     <w:p>
       <w:pPr>
         <w:pStyle w:val="Heading1"/>
@@ -886,7 +838,7 @@
               <w:rPr>
                 <w:sz w:val="20"/>
               </w:rPr>
-              <w:t>Contacto Inicial · Clientes · Cotizaciones · Reportes de Ventas · Reportes por Patrocinador · Histórico de Cotizaciones</w:t>
+              <w:t>Contacto Inicial · Clientes · Cotizaciones · Reportes de Ventas · Reportes por Patrocinador · Histórico</w:t>
             </w:r>
           </w:p>
         </w:tc>
@@ -1006,7 +958,7 @@
               <w:rPr>
                 <w:sz w:val="20"/>
               </w:rPr>
-              <w:t>Inventarios · Reportes Contables (Kardex, Mayor de Activos, Salidas Facturadas)</w:t>
+              <w:t>Inventarios · Reportes Contables</w:t>
             </w:r>
           </w:p>
         </w:tc>
@@ -1036,7 +988,7 @@
               <w:rPr>
                 <w:sz w:val="20"/>
               </w:rPr>
-              <w:t>Gestión de equipos en taller</w:t>
+              <w:t>Gestión de equipos</w:t>
             </w:r>
           </w:p>
         </w:tc>
@@ -1066,7 +1018,7 @@
               <w:rPr>
                 <w:sz w:val="20"/>
               </w:rPr>
-              <w:t>Creación de Usuarios · Permisos de Usuarios · Perfiles de Usuario (solo administradores)</w:t>
+              <w:t>Usuarios · Permisos · Perfiles (solo administradores)</w:t>
             </w:r>
           </w:p>
         </w:tc>
@@ -1110,7 +1062,7 @@
           <w:i w:val="0"/>
           <w:sz w:val="22"/>
         </w:rPr>
-        <w:t>Pantalla de inicio con una visión general de la operación (indicadores y accesos rápidos). Es el punto de partida tras iniciar sesión.</w:t>
+        <w:t>Pantalla de inicio con indicadores y accesos rápidos.</w:t>
       </w:r>
     </w:p>
     <w:p>
@@ -1132,7 +1084,7 @@
           <w:i w:val="0"/>
           <w:sz w:val="22"/>
         </w:rPr>
-        <w:t>Registra el primer acercamiento con un prospecto antes de convertirlo en cliente formal: permite capturar el origen del contacto y los datos básicos para su seguimiento comercial.</w:t>
+        <w:t>Registra el primer acercamiento con un prospecto: origen del contacto y datos básicos para seguimiento.</w:t>
       </w:r>
     </w:p>
     <w:p>
@@ -1154,7 +1106,7 @@
           <w:i w:val="0"/>
           <w:sz w:val="22"/>
         </w:rPr>
-        <w:t>Repositorio central de clientes. Un cliente se identifica de forma única por la combinación RIF + Sucursal, por lo que un mismo RIF puede tener varias sucursales como registros independientes.</w:t>
+        <w:t>Repositorio central de clientes. La clave única es RIF + Sucursal, por lo que un mismo RIF puede tener varias sucursales como registros independientes.</w:t>
       </w:r>
     </w:p>
     <w:p>
@@ -1183,7 +1135,7 @@
         <w:pStyle w:val="ListNumber"/>
       </w:pPr>
       <w:r>
-        <w:t>Puede cargar el RIF (PDF/imagen) para extraer automáticamente RIF, razón social y dirección fiscal.</w:t>
+        <w:t>Opcional: cargue el RIF (PDF/imagen) para autocompletar RIF, razón social y dirección.</w:t>
       </w:r>
     </w:p>
     <w:p>
@@ -1191,7 +1143,7 @@
         <w:pStyle w:val="ListNumber"/>
       </w:pPr>
       <w:r>
-        <w:t>Complete los datos comerciales: nombre de fantasía, segmento, condición, categoría comercial, referidor.</w:t>
+        <w:t>Complete datos comerciales y responsables (Ejecutivo, Coordinador, Implementador, Integrador/Aplicativo).</w:t>
       </w:r>
     </w:p>
     <w:p>
@@ -1199,98 +1151,7 @@
         <w:pStyle w:val="ListNumber"/>
       </w:pPr>
       <w:r>
-        <w:t>Asigne responsables: Ejecutivo Propietario, Coordinador, Implementador e Integrador/Aplicativo.</w:t>
-      </w:r>
-    </w:p>
-    <w:p>
-      <w:pPr>
-        <w:pStyle w:val="ListNumber"/>
-      </w:pPr>
-      <w:r>
-        <w:t>Agregue contactos (nombre, cargo, correo, teléfono) y guarde.</w:t>
-      </w:r>
-    </w:p>
-    <w:p>
-      <w:pPr>
-        <w:pStyle w:val="Heading3"/>
-      </w:pPr>
-      <w:r>
-        <w:rPr>
-          <w:b/>
-          <w:color w:val="0891B2"/>
-          <w:sz w:val="24"/>
-        </w:rPr>
-        <w:t>Campos clave</w:t>
-      </w:r>
-    </w:p>
-    <w:p>
-      <w:pPr>
-        <w:pStyle w:val="ListBullet"/>
-      </w:pPr>
-      <w:r>
-        <w:rPr>
-          <w:b/>
-        </w:rPr>
-        <w:t>RIF + Sucursal</w:t>
-      </w:r>
-      <w:r>
-        <w:t>: clave única del cliente.</w:t>
-      </w:r>
-    </w:p>
-    <w:p>
-      <w:pPr>
-        <w:pStyle w:val="ListBullet"/>
-      </w:pPr>
-      <w:r>
-        <w:rPr>
-          <w:b/>
-        </w:rPr>
-        <w:t>Ejecutivo Propietario</w:t>
-      </w:r>
-      <w:r>
-        <w:t>: dueño comercial del cliente.</w:t>
-      </w:r>
-    </w:p>
-    <w:p>
-      <w:pPr>
-        <w:pStyle w:val="ListBullet"/>
-      </w:pPr>
-      <w:r>
-        <w:rPr>
-          <w:b/>
-        </w:rPr>
-        <w:t>Tipo de Servicio (Componentes)</w:t>
-      </w:r>
-      <w:r>
-        <w:t>: VPOS, MPOS, Payment Gateway, Link de Pago.</w:t>
-      </w:r>
-    </w:p>
-    <w:p>
-      <w:pPr>
-        <w:pStyle w:val="ListBullet"/>
-      </w:pPr>
-      <w:r>
-        <w:rPr>
-          <w:b/>
-        </w:rPr>
-        <w:t>Integrador / Aplicativo</w:t>
-      </w:r>
-      <w:r>
-        <w:t>: socio tecnológico y su aplicación asociada.</w:t>
-      </w:r>
-    </w:p>
-    <w:p>
-      <w:pPr>
-        <w:pStyle w:val="ListBullet"/>
-      </w:pPr>
-      <w:r>
-        <w:rPr>
-          <w:b/>
-        </w:rPr>
-        <w:t>Coordinador / Implementador</w:t>
-      </w:r>
-      <w:r>
-        <w:t>: responsables del proceso de implementación.</w:t>
+        <w:t>Agregue contactos y guarde.</w:t>
       </w:r>
     </w:p>
     <w:tbl>
@@ -1315,7 +1176,7 @@
               <w:t xml:space="preserve">NOTA: </w:t>
             </w:r>
             <w:r>
-              <w:t>Para correcciones rápidas de datos de implementación en clientes con varias sucursales, use el módulo "Datos de Imple" (ver sección 6.4), que replica los cambios a todas las sucursales del mismo RIF.</w:t>
+              <w:t>Para correcciones rápidas de datos de implementación en clientes con varias sucursales, use el módulo "Datos de Imple" (sección 6.8), que replica los cambios a todas las sucursales del mismo RIF.</w:t>
             </w:r>
           </w:p>
         </w:tc>
@@ -1341,20 +1202,7 @@
           <w:i w:val="0"/>
           <w:sz w:val="22"/>
         </w:rPr>
-        <w:t>Módulo para elaborar las propuestas comerciales. Soporta distintos tipos de solución y el modelo multitienda (varias sucursales en una misma cotización).</w:t>
-      </w:r>
-    </w:p>
-    <w:p>
-      <w:pPr>
-        <w:pStyle w:val="Heading3"/>
-      </w:pPr>
-      <w:r>
-        <w:rPr>
-          <w:b/>
-          <w:color w:val="0891B2"/>
-          <w:sz w:val="24"/>
-        </w:rPr>
-        <w:t>Tipos de cotización</w:t>
+        <w:t>Elaboración de propuestas. Soporta VPOS, MPOS, Payment Gateway y Link de Pago, y el modelo multitienda. Secciones financieras: Set Up (inversión inicial), Costos Recurrentes Básicos y Otros.</w:t>
       </w:r>
     </w:p>
     <w:p>
@@ -1365,10 +1213,10 @@
         <w:rPr>
           <w:b/>
         </w:rPr>
-        <w:t>VPOS / MPOS</w:t>
+        <w:t>Sincronización de cajas</w:t>
       </w:r>
       <w:r>
-        <w:t>: soluciones de punto de venta físico/móvil.</w:t>
+        <w:t>: al cambiar el "Número de Cajas" en Set Up, se propaga al ítem equivalente de Costos Recurrentes Básicos y se recalculan totales (flujo unidireccional).</w:t>
       </w:r>
     </w:p>
     <w:p>
@@ -1379,10 +1227,10 @@
         <w:rPr>
           <w:b/>
         </w:rPr>
-        <w:t>Payment Gateway (Pasarela)</w:t>
+        <w:t>Plantillas y variables</w:t>
       </w:r>
       <w:r>
-        <w:t>: cobros en línea; usa conceptos de "Set Up de Pasarela".</w:t>
+        <w:t>: catálogo común con cotizaciones/proyectos, buscador e inserción en el cursor.</w:t>
       </w:r>
     </w:p>
     <w:p>
@@ -1393,161 +1241,10 @@
         <w:rPr>
           <w:b/>
         </w:rPr>
-        <w:t>Link de Pago</w:t>
+        <w:t>Enviar al Cliente</w:t>
       </w:r>
       <w:r>
-        <w:t>: cobro mediante enlace.</w:t>
-      </w:r>
-    </w:p>
-    <w:p>
-      <w:pPr>
-        <w:pStyle w:val="Heading3"/>
-      </w:pPr>
-      <w:r>
-        <w:rPr>
-          <w:b/>
-          <w:color w:val="0891B2"/>
-          <w:sz w:val="24"/>
-        </w:rPr>
-        <w:t>Secciones financieras</w:t>
-      </w:r>
-    </w:p>
-    <w:p>
-      <w:pPr>
-        <w:pStyle w:val="ListBullet"/>
-      </w:pPr>
-      <w:r>
-        <w:rPr>
-          <w:b/>
-        </w:rPr>
-        <w:t>Set Up – Puesta en Marcha (Inversión Inicial)</w:t>
-      </w:r>
-      <w:r>
-        <w:t>: costos de implementación únicos.</w:t>
-      </w:r>
-    </w:p>
-    <w:p>
-      <w:pPr>
-        <w:pStyle w:val="ListBullet"/>
-      </w:pPr>
-      <w:r>
-        <w:rPr>
-          <w:b/>
-        </w:rPr>
-        <w:t>Costos Recurrentes – Básicos</w:t>
-      </w:r>
-      <w:r>
-        <w:t>: cargos mensuales del servicio.</w:t>
-      </w:r>
-    </w:p>
-    <w:p>
-      <w:pPr>
-        <w:pStyle w:val="ListBullet"/>
-      </w:pPr>
-      <w:r>
-        <w:rPr>
-          <w:b/>
-        </w:rPr>
-        <w:t>Costos Recurrentes – Otros / Adicionales</w:t>
-      </w:r>
-      <w:r>
-        <w:t>: cargos mensuales complementarios.</w:t>
-      </w:r>
-    </w:p>
-    <w:p>
-      <w:pPr>
-        <w:pStyle w:val="Heading3"/>
-      </w:pPr>
-      <w:r>
-        <w:rPr>
-          <w:b/>
-          <w:color w:val="0891B2"/>
-          <w:sz w:val="24"/>
-        </w:rPr>
-        <w:t>Sincronización automática de "Número de Cajas"</w:t>
-      </w:r>
-    </w:p>
-    <w:p>
-      <w:r>
-        <w:rPr>
-          <w:i w:val="0"/>
-          <w:sz w:val="22"/>
-        </w:rPr>
-        <w:t>Al cambiar el número de cajas de un ítem en la sección Set Up, el sistema propaga automáticamente ese valor al ítem equivalente (mismo producto/ID) de Costos Recurrentes – Básicos y recalcula subtotales, totales e impuestos. El flujo es unidireccional (de Set Up hacia Recurrentes).</w:t>
-      </w:r>
-    </w:p>
-    <w:p>
-      <w:pPr>
-        <w:pStyle w:val="Heading3"/>
-      </w:pPr>
-      <w:r>
-        <w:rPr>
-          <w:b/>
-          <w:color w:val="0891B2"/>
-          <w:sz w:val="24"/>
-        </w:rPr>
-        <w:t>Plantillas y variables</w:t>
-      </w:r>
-    </w:p>
-    <w:p>
-      <w:pPr>
-        <w:pStyle w:val="ListBullet"/>
-      </w:pPr>
-      <w:r>
-        <w:t>Las cotizaciones y proyectos comparten el mismo catálogo de variables (ej. datos del cliente, montos, fechas).</w:t>
-      </w:r>
-    </w:p>
-    <w:p>
-      <w:pPr>
-        <w:pStyle w:val="ListBullet"/>
-      </w:pPr>
-      <w:r>
-        <w:t>Los editores incluyen buscador de variables e inserción en la posición del cursor.</w:t>
-      </w:r>
-    </w:p>
-    <w:p>
-      <w:pPr>
-        <w:pStyle w:val="ListBullet"/>
-      </w:pPr>
-      <w:r>
-        <w:t>La Vista Previa permite revisar asunto y cuerpo antes de enviar; el cuerpo se conserva al editar el asunto.</w:t>
-      </w:r>
-    </w:p>
-    <w:p>
-      <w:pPr>
-        <w:pStyle w:val="Heading3"/>
-      </w:pPr>
-      <w:r>
-        <w:rPr>
-          <w:b/>
-          <w:color w:val="0891B2"/>
-          <w:sz w:val="24"/>
-        </w:rPr>
-        <w:t>Enviar al Cliente</w:t>
-      </w:r>
-    </w:p>
-    <w:p>
-      <w:pPr>
-        <w:pStyle w:val="ListNumber"/>
-      </w:pPr>
-      <w:r>
-        <w:t>Genere la cotización y verifique la Vista Previa.</w:t>
-      </w:r>
-    </w:p>
-    <w:p>
-      <w:pPr>
-        <w:pStyle w:val="ListNumber"/>
-      </w:pPr>
-      <w:r>
-        <w:t>Use la acción de envío para enviar la Ficha/Propuesta al cliente por correo.</w:t>
-      </w:r>
-    </w:p>
-    <w:p>
-      <w:pPr>
-        <w:pStyle w:val="ListNumber"/>
-      </w:pPr>
-      <w:r>
-        <w:t>La cotización queda registrada con su estado (ej. Enviada) y su PDF asociado.</w:t>
+        <w:t>: genera y envía la propuesta/ficha por correo; queda registrada con su estado y PDF.</w:t>
       </w:r>
     </w:p>
     <w:p>
@@ -1560,60 +1257,49 @@
           <w:color w:val="0E5A8A"/>
           <w:sz w:val="28"/>
         </w:rPr>
-        <w:t>4.5 Reportes de Ventas</w:t>
+        <w:t>4.5–4.7 Reportes y Histórico</w:t>
       </w:r>
     </w:p>
     <w:p>
+      <w:pPr>
+        <w:pStyle w:val="ListBullet"/>
+      </w:pPr>
       <w:r>
         <w:rPr>
-          <w:i w:val="0"/>
-          <w:sz w:val="22"/>
+          <w:b/>
         </w:rPr>
-        <w:t>Consolidado de la actividad comercial para análisis y seguimiento de la gestión de ventas.</w:t>
+        <w:t>Reportes de Ventas</w:t>
+      </w:r>
+      <w:r>
+        <w:t>: consolidado de la gestión comercial.</w:t>
       </w:r>
     </w:p>
     <w:p>
       <w:pPr>
-        <w:pStyle w:val="Heading2"/>
+        <w:pStyle w:val="ListBullet"/>
       </w:pPr>
       <w:r>
         <w:rPr>
           <w:b/>
-          <w:color w:val="0E5A8A"/>
-          <w:sz w:val="28"/>
         </w:rPr>
-        <w:t>4.6 Reportes por Patrocinador</w:t>
+        <w:t>Reportes por Patrocinador</w:t>
+      </w:r>
+      <w:r>
+        <w:t>: información por banco/patrocinador.</w:t>
       </w:r>
     </w:p>
     <w:p>
-      <w:r>
-        <w:rPr>
-          <w:i w:val="0"/>
-          <w:sz w:val="22"/>
-        </w:rPr>
-        <w:t>Reportes orientados a patrocinadores (bancos u otros), con la información de su cartera asociada.</w:t>
-      </w:r>
-    </w:p>
-    <w:p>
-      <w:pPr>
-        <w:pStyle w:val="Heading2"/>
+      <w:pPr>
+        <w:pStyle w:val="ListBullet"/>
       </w:pPr>
       <w:r>
         <w:rPr>
           <w:b/>
-          <w:color w:val="0E5A8A"/>
-          <w:sz w:val="28"/>
         </w:rPr>
-        <w:t>4.7 Histórico de Cotizaciones</w:t>
+        <w:t>Histórico de Cotizaciones</w:t>
       </w:r>
-    </w:p>
-    <w:p>
       <w:r>
-        <w:rPr>
-          <w:i w:val="0"/>
-          <w:sz w:val="22"/>
-        </w:rPr>
-        <w:t>Archivo de cotizaciones para consulta. El acceso a este módulo depende del permiso correspondiente en la matriz de seguridad (además del acceso histórico para perfiles Director/Administrador).</w:t>
+        <w:t>: archivo de cotizaciones para consulta (según permiso).</w:t>
       </w:r>
     </w:p>
     <w:p>
@@ -1640,117 +1326,77 @@
           <w:i w:val="0"/>
           <w:sz w:val="22"/>
         </w:rPr>
-        <w:t>Los catálogos alimentan las listas y precios usados por Cotizaciones y Proyectos. Mantenerlos actualizados garantiza propuestas correctas.</w:t>
+        <w:t>Alimentan listas y precios de Cotizaciones y Proyectos.</w:t>
       </w:r>
     </w:p>
     <w:p>
       <w:pPr>
-        <w:pStyle w:val="Heading2"/>
+        <w:pStyle w:val="ListBullet"/>
       </w:pPr>
       <w:r>
         <w:rPr>
           <w:b/>
-          <w:color w:val="0E5A8A"/>
-          <w:sz w:val="28"/>
         </w:rPr>
-        <w:t>5.1 Bancos</w:t>
+        <w:t>Bancos</w:t>
+      </w:r>
+      <w:r>
+        <w:t>: patrocinadores, contactos e integraciones.</w:t>
       </w:r>
     </w:p>
     <w:p>
+      <w:pPr>
+        <w:pStyle w:val="ListBullet"/>
+      </w:pPr>
       <w:r>
         <w:rPr>
-          <w:i w:val="0"/>
-          <w:sz w:val="22"/>
+          <w:b/>
         </w:rPr>
-        <w:t>Registro de bancos/patrocinadores, sus contactos y la información comercial asociada (roadmap, integraciones).</w:t>
+        <w:t>Medios de Pago</w:t>
+      </w:r>
+      <w:r>
+        <w:t>: medios disponibles para asociar a las soluciones.</w:t>
       </w:r>
     </w:p>
     <w:p>
       <w:pPr>
-        <w:pStyle w:val="Heading2"/>
+        <w:pStyle w:val="ListBullet"/>
       </w:pPr>
       <w:r>
         <w:rPr>
           <w:b/>
-          <w:color w:val="0E5A8A"/>
-          <w:sz w:val="28"/>
         </w:rPr>
-        <w:t>5.2 Medios de Pago</w:t>
+        <w:t>Bienes y Servicios</w:t>
+      </w:r>
+      <w:r>
+        <w:t>: hardware/software/servicios con precios (Set Up y recurrentes).</w:t>
       </w:r>
     </w:p>
     <w:p>
+      <w:pPr>
+        <w:pStyle w:val="ListBullet"/>
+      </w:pPr>
       <w:r>
         <w:rPr>
-          <w:i w:val="0"/>
-          <w:sz w:val="22"/>
+          <w:b/>
         </w:rPr>
-        <w:t>Catálogo de medios de pago disponibles para asociar a las soluciones cotizadas.</w:t>
+        <w:t>Categoría Comercial</w:t>
+      </w:r>
+      <w:r>
+        <w:t>: clasificación de clientes.</w:t>
       </w:r>
     </w:p>
     <w:p>
       <w:pPr>
-        <w:pStyle w:val="Heading2"/>
+        <w:pStyle w:val="ListBullet"/>
       </w:pPr>
       <w:r>
         <w:rPr>
           <w:b/>
-          <w:color w:val="0E5A8A"/>
-          <w:sz w:val="28"/>
         </w:rPr>
-        <w:t>5.3 Bienes y Servicios</w:t>
+        <w:t>Tasa de Cambio</w:t>
       </w:r>
-    </w:p>
-    <w:p>
       <w:r>
-        <w:rPr>
-          <w:i w:val="0"/>
-          <w:sz w:val="22"/>
-        </w:rPr>
-        <w:t>Catálogo de hardware, software y servicios con sus precios (Set Up y recurrentes) que se utilizan al cotizar.</w:t>
-      </w:r>
-    </w:p>
-    <w:p>
-      <w:pPr>
-        <w:pStyle w:val="Heading2"/>
-      </w:pPr>
-      <w:r>
-        <w:rPr>
-          <w:b/>
-          <w:color w:val="0E5A8A"/>
-          <w:sz w:val="28"/>
-        </w:rPr>
-        <w:t>5.4 Categoría Comercial</w:t>
-      </w:r>
-    </w:p>
-    <w:p>
-      <w:r>
-        <w:rPr>
-          <w:i w:val="0"/>
-          <w:sz w:val="22"/>
-        </w:rPr>
-        <w:t>Clasificación comercial de clientes para segmentación y reportes.</w:t>
-      </w:r>
-    </w:p>
-    <w:p>
-      <w:pPr>
-        <w:pStyle w:val="Heading2"/>
-      </w:pPr>
-      <w:r>
-        <w:rPr>
-          <w:b/>
-          <w:color w:val="0E5A8A"/>
-          <w:sz w:val="28"/>
-        </w:rPr>
-        <w:t>5.5 Tasa de Cambio</w:t>
-      </w:r>
-    </w:p>
-    <w:p>
-      <w:r>
-        <w:rPr>
-          <w:i w:val="0"/>
-          <w:sz w:val="22"/>
-        </w:rPr>
-        <w:t>Tasa utilizada para los cálculos financieros expresados en distintas monedas.</w:t>
+        <w:t>: tasa para cálculos financieros.</w:t>
       </w:r>
     </w:p>
     <w:p>
@@ -1772,6 +1418,16 @@
       </w:r>
     </w:p>
     <w:p>
+      <w:r>
+        <w:rPr>
+          <w:i w:val="0"/>
+          <w:color w:val="555555"/>
+          <w:sz w:val="22"/>
+        </w:rPr>
+        <w:t>Esta es el área central para Coordinadores e Implementadores. Se documenta en detalle el módulo de Proyectos por ser el más sensible.</w:t>
+      </w:r>
+    </w:p>
+    <w:p>
       <w:pPr>
         <w:pStyle w:val="Heading2"/>
       </w:pPr>
@@ -1781,7 +1437,7 @@
           <w:color w:val="0E5A8A"/>
           <w:sz w:val="28"/>
         </w:rPr>
-        <w:t>6.1 Proyectos</w:t>
+        <w:t>6.1 Proyectos — Lista y búsqueda</w:t>
       </w:r>
     </w:p>
     <w:p>
@@ -1790,7 +1446,59 @@
           <w:i w:val="0"/>
           <w:sz w:val="22"/>
         </w:rPr>
-        <w:t>Un proyecto representa la ejecución de una implementación para un cliente. Se origina desde una cotización aprobada o como Proyecto Directo.</w:t>
+        <w:t>Al ingresar a Proyectos verá el listado con su estado, tipo, patrocinador e implementador asignado. Las insignias identifican proyectos Directos, Multitienda o Irregulares.</w:t>
+      </w:r>
+    </w:p>
+    <w:p>
+      <w:pPr>
+        <w:jc w:val="center"/>
+      </w:pPr>
+      <w:r>
+        <w:drawing>
+          <wp:inline xmlns:a="http://schemas.openxmlformats.org/drawingml/2006/main" xmlns:pic="http://schemas.openxmlformats.org/drawingml/2006/picture">
+            <wp:extent cx="5760720" cy="3600450"/>
+            <wp:docPr id="1" name="Picture 1"/>
+            <wp:cNvGraphicFramePr>
+              <a:graphicFrameLocks noChangeAspect="1"/>
+            </wp:cNvGraphicFramePr>
+            <a:graphic>
+              <a:graphicData uri="http://schemas.openxmlformats.org/drawingml/2006/picture">
+                <pic:pic>
+                  <pic:nvPicPr>
+                    <pic:cNvPr id="0" name="01_projects_list.png"/>
+                    <pic:cNvPicPr/>
+                  </pic:nvPicPr>
+                  <pic:blipFill>
+                    <a:blip r:embed="rId9"/>
+                    <a:stretch>
+                      <a:fillRect/>
+                    </a:stretch>
+                  </pic:blipFill>
+                  <pic:spPr>
+                    <a:xfrm>
+                      <a:off x="0" y="0"/>
+                      <a:ext cx="5760720" cy="3600450"/>
+                    </a:xfrm>
+                    <a:prstGeom prst="rect"/>
+                  </pic:spPr>
+                </pic:pic>
+              </a:graphicData>
+            </a:graphic>
+          </wp:inline>
+        </w:drawing>
+      </w:r>
+    </w:p>
+    <w:p>
+      <w:pPr>
+        <w:jc w:val="center"/>
+      </w:pPr>
+      <w:r>
+        <w:rPr>
+          <w:i/>
+          <w:color w:val="888888"/>
+          <w:sz w:val="18"/>
+        </w:rPr>
+        <w:t>Figura 1. Listado de Proyectos con filtros (estado, tipo, patrocinador) y buscador.</w:t>
       </w:r>
     </w:p>
     <w:p>
@@ -1803,7 +1511,294 @@
           <w:color w:val="0891B2"/>
           <w:sz w:val="24"/>
         </w:rPr>
-        <w:t>Ciclo de vida del proyecto</w:t>
+        <w:t>Búsqueda y filtros</w:t>
+      </w:r>
+    </w:p>
+    <w:p>
+      <w:pPr>
+        <w:pStyle w:val="ListBullet"/>
+      </w:pPr>
+      <w:r>
+        <w:rPr>
+          <w:b/>
+        </w:rPr>
+        <w:t>Buscador</w:t>
+      </w:r>
+      <w:r>
+        <w:t>: por número de proyecto, cliente, etc.</w:t>
+      </w:r>
+    </w:p>
+    <w:p>
+      <w:pPr>
+        <w:pStyle w:val="ListBullet"/>
+      </w:pPr>
+      <w:r>
+        <w:rPr>
+          <w:b/>
+        </w:rPr>
+        <w:t>Filtro por Estado</w:t>
+      </w:r>
+      <w:r>
+        <w:t>: Por asignar, Asignado, En Gestión, Suspendido, Implementado parcial, Culminado.</w:t>
+      </w:r>
+    </w:p>
+    <w:p>
+      <w:pPr>
+        <w:pStyle w:val="ListBullet"/>
+      </w:pPr>
+      <w:r>
+        <w:rPr>
+          <w:b/>
+        </w:rPr>
+        <w:t>Filtro por Tipo</w:t>
+      </w:r>
+      <w:r>
+        <w:t>: según el tipo de solución/origen.</w:t>
+      </w:r>
+    </w:p>
+    <w:p>
+      <w:pPr>
+        <w:pStyle w:val="ListBullet"/>
+      </w:pPr>
+      <w:r>
+        <w:rPr>
+          <w:b/>
+        </w:rPr>
+        <w:t>Filtro por Patrocinador</w:t>
+      </w:r>
+      <w:r>
+        <w:t>: banco asociado.</w:t>
+      </w:r>
+    </w:p>
+    <w:p>
+      <w:r>
+        <w:rPr>
+          <w:i w:val="0"/>
+          <w:sz w:val="22"/>
+        </w:rPr>
+        <w:t>Acciones disponibles desde la lista: PDF de carga de trabajo, gestión de Plantillas y Actualización Masiva de asignación.</w:t>
+      </w:r>
+    </w:p>
+    <w:p>
+      <w:pPr>
+        <w:pStyle w:val="Heading2"/>
+      </w:pPr>
+      <w:r>
+        <w:rPr>
+          <w:b/>
+          <w:color w:val="0E5A8A"/>
+          <w:sz w:val="28"/>
+        </w:rPr>
+        <w:t>6.2 Actualización Masiva de asignación (reasignación)</w:t>
+      </w:r>
+    </w:p>
+    <w:p>
+      <w:r>
+        <w:rPr>
+          <w:i w:val="0"/>
+          <w:sz w:val="22"/>
+        </w:rPr>
+        <w:t>Permite reasignar varios proyectos a un implementador en una sola operación, evitando editar uno por uno.</w:t>
+      </w:r>
+    </w:p>
+    <w:p>
+      <w:pPr>
+        <w:pStyle w:val="ListNumber"/>
+      </w:pPr>
+      <w:r>
+        <w:t>En la lista de Proyectos, presione "Actualización Masiva" / botón de reasignación.</w:t>
+      </w:r>
+    </w:p>
+    <w:p>
+      <w:pPr>
+        <w:pStyle w:val="ListNumber"/>
+      </w:pPr>
+      <w:r>
+        <w:t>Seleccione el implementador destino.</w:t>
+      </w:r>
+    </w:p>
+    <w:p>
+      <w:pPr>
+        <w:pStyle w:val="ListNumber"/>
+      </w:pPr>
+      <w:r>
+        <w:t>Indique la fecha y un comentario que justifique la reasignación.</w:t>
+      </w:r>
+    </w:p>
+    <w:p>
+      <w:pPr>
+        <w:pStyle w:val="ListNumber"/>
+      </w:pPr>
+      <w:r>
+        <w:t>Confirme. Los proyectos seleccionados quedan reasignados.</w:t>
+      </w:r>
+    </w:p>
+    <w:p>
+      <w:pPr>
+        <w:jc w:val="center"/>
+      </w:pPr>
+      <w:r>
+        <w:drawing>
+          <wp:inline xmlns:a="http://schemas.openxmlformats.org/drawingml/2006/main" xmlns:pic="http://schemas.openxmlformats.org/drawingml/2006/picture">
+            <wp:extent cx="5760720" cy="3600450"/>
+            <wp:docPr id="2" name="Picture 2"/>
+            <wp:cNvGraphicFramePr>
+              <a:graphicFrameLocks noChangeAspect="1"/>
+            </wp:cNvGraphicFramePr>
+            <a:graphic>
+              <a:graphicData uri="http://schemas.openxmlformats.org/drawingml/2006/picture">
+                <pic:pic>
+                  <pic:nvPicPr>
+                    <pic:cNvPr id="0" name="02_bulk_reassign_dialog.png"/>
+                    <pic:cNvPicPr/>
+                  </pic:nvPicPr>
+                  <pic:blipFill>
+                    <a:blip r:embed="rId10"/>
+                    <a:stretch>
+                      <a:fillRect/>
+                    </a:stretch>
+                  </pic:blipFill>
+                  <pic:spPr>
+                    <a:xfrm>
+                      <a:off x="0" y="0"/>
+                      <a:ext cx="5760720" cy="3600450"/>
+                    </a:xfrm>
+                    <a:prstGeom prst="rect"/>
+                  </pic:spPr>
+                </pic:pic>
+              </a:graphicData>
+            </a:graphic>
+          </wp:inline>
+        </w:drawing>
+      </w:r>
+    </w:p>
+    <w:p>
+      <w:pPr>
+        <w:jc w:val="center"/>
+      </w:pPr>
+      <w:r>
+        <w:rPr>
+          <w:i/>
+          <w:color w:val="888888"/>
+          <w:sz w:val="18"/>
+        </w:rPr>
+        <w:t>Figura 2. Diálogo de Actualización Masiva: reasignación de implementador.</w:t>
+      </w:r>
+    </w:p>
+    <w:tbl>
+      <w:tblPr>
+        <w:tblW w:type="auto" w:w="0"/>
+        <w:tblLook w:firstColumn="1" w:firstRow="1" w:lastColumn="0" w:lastRow="0" w:noHBand="0" w:noVBand="1" w:val="04A0"/>
+      </w:tblPr>
+      <w:tblGrid>
+        <w:gridCol w:w="8640"/>
+      </w:tblGrid>
+      <w:tr>
+        <w:tc>
+          <w:tcPr>
+            <w:tcW w:type="dxa" w:w="8640"/>
+            <w:shd w:val="clear" w:color="auto" w:fill="FFF4E5"/>
+          </w:tcPr>
+          <w:p>
+            <w:r>
+              <w:rPr>
+                <w:b/>
+              </w:rPr>
+              <w:t xml:space="preserve">IMPORTANTE: </w:t>
+            </w:r>
+            <w:r>
+              <w:t>La reasignación masiva afecta a todos los proyectos seleccionados. Verifique el implementador y la fecha antes de confirmar.</w:t>
+            </w:r>
+          </w:p>
+        </w:tc>
+      </w:tr>
+    </w:tbl>
+    <w:p/>
+    <w:p>
+      <w:pPr>
+        <w:pStyle w:val="Heading2"/>
+      </w:pPr>
+      <w:r>
+        <w:rPr>
+          <w:b/>
+          <w:color w:val="0E5A8A"/>
+          <w:sz w:val="28"/>
+        </w:rPr>
+        <w:t>6.3 Detalle del Proyecto</w:t>
+      </w:r>
+    </w:p>
+    <w:p>
+      <w:r>
+        <w:rPr>
+          <w:i w:val="0"/>
+          <w:sz w:val="22"/>
+        </w:rPr>
+        <w:t>Al abrir un proyecto verá su información general, el estado actual, los datos del cliente y la bitácora. Desde aquí se realizan las operaciones del día a día del Implementador.</w:t>
+      </w:r>
+    </w:p>
+    <w:p>
+      <w:pPr>
+        <w:jc w:val="center"/>
+      </w:pPr>
+      <w:r>
+        <w:drawing>
+          <wp:inline xmlns:a="http://schemas.openxmlformats.org/drawingml/2006/main" xmlns:pic="http://schemas.openxmlformats.org/drawingml/2006/picture">
+            <wp:extent cx="5760720" cy="3600450"/>
+            <wp:docPr id="3" name="Picture 3"/>
+            <wp:cNvGraphicFramePr>
+              <a:graphicFrameLocks noChangeAspect="1"/>
+            </wp:cNvGraphicFramePr>
+            <a:graphic>
+              <a:graphicData uri="http://schemas.openxmlformats.org/drawingml/2006/picture">
+                <pic:pic>
+                  <pic:nvPicPr>
+                    <pic:cNvPr id="0" name="04_project_detail_overview.png"/>
+                    <pic:cNvPicPr/>
+                  </pic:nvPicPr>
+                  <pic:blipFill>
+                    <a:blip r:embed="rId11"/>
+                    <a:stretch>
+                      <a:fillRect/>
+                    </a:stretch>
+                  </pic:blipFill>
+                  <pic:spPr>
+                    <a:xfrm>
+                      <a:off x="0" y="0"/>
+                      <a:ext cx="5760720" cy="3600450"/>
+                    </a:xfrm>
+                    <a:prstGeom prst="rect"/>
+                  </pic:spPr>
+                </pic:pic>
+              </a:graphicData>
+            </a:graphic>
+          </wp:inline>
+        </w:drawing>
+      </w:r>
+    </w:p>
+    <w:p>
+      <w:pPr>
+        <w:jc w:val="center"/>
+      </w:pPr>
+      <w:r>
+        <w:rPr>
+          <w:i/>
+          <w:color w:val="888888"/>
+          <w:sz w:val="18"/>
+        </w:rPr>
+        <w:t>Figura 3. Vista general del detalle del Proyecto.</w:t>
+      </w:r>
+    </w:p>
+    <w:p>
+      <w:pPr>
+        <w:pStyle w:val="Heading3"/>
+      </w:pPr>
+      <w:r>
+        <w:rPr>
+          <w:b/>
+          <w:color w:val="0891B2"/>
+          <w:sz w:val="24"/>
+        </w:rPr>
+        <w:t>Ciclo de vida y cambio de estado (actualización individual)</w:t>
       </w:r>
     </w:p>
     <w:tbl>
@@ -1878,7 +1873,7 @@
               <w:rPr>
                 <w:sz w:val="20"/>
               </w:rPr>
-              <w:t>Proyecto creado, pendiente de asignar implementador.</w:t>
+              <w:t>Creado, pendiente de implementador.</w:t>
             </w:r>
           </w:p>
         </w:tc>
@@ -1908,7 +1903,7 @@
               <w:rPr>
                 <w:sz w:val="20"/>
               </w:rPr>
-              <w:t>Se asignó un implementador responsable.</w:t>
+              <w:t>Implementador asignado.</w:t>
             </w:r>
           </w:p>
         </w:tc>
@@ -1998,7 +1993,7 @@
               <w:rPr>
                 <w:sz w:val="20"/>
               </w:rPr>
-              <w:t>Implementación parcial (algunas sucursales/puntos).</w:t>
+              <w:t>Parcial (algunas sucursales).</w:t>
             </w:r>
           </w:p>
         </w:tc>
@@ -2028,7 +2023,7 @@
               <w:rPr>
                 <w:sz w:val="20"/>
               </w:rPr>
-              <w:t>Proyecto finalizado.</w:t>
+              <w:t>Finalizado.</w:t>
             </w:r>
           </w:p>
         </w:tc>
@@ -2036,12 +2031,27 @@
     </w:tbl>
     <w:p/>
     <w:p>
+      <w:pPr>
+        <w:pStyle w:val="ListNumber"/>
+      </w:pPr>
       <w:r>
-        <w:rPr>
-          <w:i w:val="0"/>
-          <w:sz w:val="22"/>
-        </w:rPr>
-        <w:t>El estado puede usarse como variable en plantillas mediante la etiqueta {Estado_Proyecto}.</w:t>
+        <w:t>En el detalle, abra el control de Estado del proyecto.</w:t>
+      </w:r>
+    </w:p>
+    <w:p>
+      <w:pPr>
+        <w:pStyle w:val="ListNumber"/>
+      </w:pPr>
+      <w:r>
+        <w:t>Seleccione el nuevo estado, indique fecha y comentario.</w:t>
+      </w:r>
+    </w:p>
+    <w:p>
+      <w:pPr>
+        <w:pStyle w:val="ListNumber"/>
+      </w:pPr>
+      <w:r>
+        <w:t>Confirme. El cambio queda registrado en la bitácora y disponible como variable {Estado_Proyecto}.</w:t>
       </w:r>
     </w:p>
     <w:p>
@@ -2063,105 +2073,7 @@
           <w:i w:val="0"/>
           <w:sz w:val="22"/>
         </w:rPr>
-        <w:t>Cada proyecto mantiene una bitácora de eventos y comunicaciones (incluye los correos enviados y sus copias).</w:t>
-      </w:r>
-    </w:p>
-    <w:p>
-      <w:pPr>
-        <w:pStyle w:val="Heading3"/>
-      </w:pPr>
-      <w:r>
-        <w:rPr>
-          <w:b/>
-          <w:color w:val="0891B2"/>
-          <w:sz w:val="24"/>
-        </w:rPr>
-        <w:t>Ficha Técnica de Implementación</w:t>
-      </w:r>
-    </w:p>
-    <w:p>
-      <w:pPr>
-        <w:pStyle w:val="ListBullet"/>
-      </w:pPr>
-      <w:r>
-        <w:t>La Ficha Técnica que se almacena en el proyecto contiene el Resumen Ejecutivo con los bancos y productos seleccionados, distribución logística (sucursales) y datos de configuración.</w:t>
-      </w:r>
-    </w:p>
-    <w:p>
-      <w:pPr>
-        <w:pStyle w:val="ListBullet"/>
-      </w:pPr>
-      <w:r>
-        <w:t>Esta ficha debe ser equivalente a la que se envía al cliente, tomando como fuente de verdad los datos del propio proyecto.</w:t>
-      </w:r>
-    </w:p>
-    <w:p>
-      <w:pPr>
-        <w:pStyle w:val="Heading3"/>
-      </w:pPr>
-      <w:r>
-        <w:rPr>
-          <w:b/>
-          <w:color w:val="0891B2"/>
-          <w:sz w:val="24"/>
-        </w:rPr>
-        <w:t>Notificaciones por correo</w:t>
-      </w:r>
-    </w:p>
-    <w:p>
-      <w:pPr>
-        <w:pStyle w:val="ListBullet"/>
-      </w:pPr>
-      <w:r>
-        <w:rPr>
-          <w:b/>
-        </w:rPr>
-        <w:t>Notificaciones a Clientes/Bancos</w:t>
-      </w:r>
-      <w:r>
-        <w:t>: envíos formales con plantillas; incluyen destinatarios principales (Para) y copias (CC) mediante un selector de tokens.</w:t>
-      </w:r>
-    </w:p>
-    <w:p>
-      <w:pPr>
-        <w:pStyle w:val="ListBullet"/>
-      </w:pPr>
-      <w:r>
-        <w:rPr>
-          <w:b/>
-        </w:rPr>
-        <w:t>Otras Notificaciones (Ad-hoc)</w:t>
-      </w:r>
-      <w:r>
-        <w:t>: envíos puntuales con el mismo selector de destinatarios y copias.</w:t>
-      </w:r>
-    </w:p>
-    <w:p>
-      <w:pPr>
-        <w:pStyle w:val="ListBullet"/>
-      </w:pPr>
-      <w:r>
-        <w:rPr>
-          <w:b/>
-        </w:rPr>
-        <w:t>Grupos de Correo (CC)</w:t>
-      </w:r>
-      <w:r>
-        <w:t>: permite guardar y reutilizar grupos de destinatarios en copia, compartidos entre los modales de notificación.</w:t>
-      </w:r>
-    </w:p>
-    <w:p>
-      <w:pPr>
-        <w:pStyle w:val="ListBullet"/>
-      </w:pPr>
-      <w:r>
-        <w:rPr>
-          <w:b/>
-        </w:rPr>
-        <w:t>Filtro estratégico</w:t>
-      </w:r>
-      <w:r>
-        <w:t>: al agregar destinatarios internos, el buscador prioriza usuarios estratégicos.</w:t>
+        <w:t>Registra eventos y comunicaciones del proyecto (incluye correos enviados y sus copias). Puede agregar entradas manuales con fecha y descripción.</w:t>
       </w:r>
     </w:p>
     <w:p>
@@ -2174,7 +2086,7 @@
           <w:color w:val="0E5A8A"/>
           <w:sz w:val="28"/>
         </w:rPr>
-        <w:t>6.2 Proyectos Directos</w:t>
+        <w:t>6.4 Multitienda — Actualización individual de sucursales</w:t>
       </w:r>
     </w:p>
     <w:p>
@@ -2183,9 +2095,90 @@
           <w:i w:val="0"/>
           <w:sz w:val="22"/>
         </w:rPr>
-        <w:t>Permite crear un proyecto sin partir de una cotización previa, capturando directamente las sucursales, bancos y productos (matriz de implementación). Genera igualmente su Ficha Técnica.</w:t>
+        <w:t>En proyectos multitienda, cada sucursal se gestiona en la sección Multitienda: puede ajustar el número de cajas y los datos por sucursal de forma individual.</w:t>
       </w:r>
     </w:p>
+    <w:p>
+      <w:pPr>
+        <w:jc w:val="center"/>
+      </w:pPr>
+      <w:r>
+        <w:drawing>
+          <wp:inline xmlns:a="http://schemas.openxmlformats.org/drawingml/2006/main" xmlns:pic="http://schemas.openxmlformats.org/drawingml/2006/picture">
+            <wp:extent cx="5760720" cy="3600450"/>
+            <wp:docPr id="4" name="Picture 4"/>
+            <wp:cNvGraphicFramePr>
+              <a:graphicFrameLocks noChangeAspect="1"/>
+            </wp:cNvGraphicFramePr>
+            <a:graphic>
+              <a:graphicData uri="http://schemas.openxmlformats.org/drawingml/2006/picture">
+                <pic:pic>
+                  <pic:nvPicPr>
+                    <pic:cNvPr id="0" name="05_multistore_individual.png"/>
+                    <pic:cNvPicPr/>
+                  </pic:nvPicPr>
+                  <pic:blipFill>
+                    <a:blip r:embed="rId12"/>
+                    <a:stretch>
+                      <a:fillRect/>
+                    </a:stretch>
+                  </pic:blipFill>
+                  <pic:spPr>
+                    <a:xfrm>
+                      <a:off x="0" y="0"/>
+                      <a:ext cx="5760720" cy="3600450"/>
+                    </a:xfrm>
+                    <a:prstGeom prst="rect"/>
+                  </pic:spPr>
+                </pic:pic>
+              </a:graphicData>
+            </a:graphic>
+          </wp:inline>
+        </w:drawing>
+      </w:r>
+    </w:p>
+    <w:p>
+      <w:pPr>
+        <w:jc w:val="center"/>
+      </w:pPr>
+      <w:r>
+        <w:rPr>
+          <w:i/>
+          <w:color w:val="888888"/>
+          <w:sz w:val="18"/>
+        </w:rPr>
+        <w:t>Figura 4. Sección Multitienda: edición individual por sucursal.</w:t>
+      </w:r>
+    </w:p>
+    <w:tbl>
+      <w:tblPr>
+        <w:tblW w:type="auto" w:w="0"/>
+        <w:tblLook w:firstColumn="1" w:firstRow="1" w:lastColumn="0" w:lastRow="0" w:noHBand="0" w:noVBand="1" w:val="04A0"/>
+      </w:tblPr>
+      <w:tblGrid>
+        <w:gridCol w:w="8640"/>
+      </w:tblGrid>
+      <w:tr>
+        <w:tc>
+          <w:tcPr>
+            <w:tcW w:type="dxa" w:w="8640"/>
+            <w:shd w:val="clear" w:color="auto" w:fill="E8F1F8"/>
+          </w:tcPr>
+          <w:p>
+            <w:r>
+              <w:rPr>
+                <w:b/>
+              </w:rPr>
+              <w:t xml:space="preserve">NOTA: </w:t>
+            </w:r>
+            <w:r>
+              <w:t>La edición individual aplica solo a la sucursal seleccionada. Para aplicar el mismo cambio a varias sucursales del proyecto a la vez, use la Actualización Masiva (sección 6.5).</w:t>
+            </w:r>
+          </w:p>
+        </w:tc>
+      </w:tr>
+    </w:tbl>
+    <w:p/>
     <w:p>
       <w:pPr>
         <w:pStyle w:val="Heading2"/>
@@ -2196,7 +2189,7 @@
           <w:color w:val="0E5A8A"/>
           <w:sz w:val="28"/>
         </w:rPr>
-        <w:t>6.3 Integradores</w:t>
+        <w:t>6.5 Actualización Masiva (Batch) multitienda</w:t>
       </w:r>
     </w:p>
     <w:p>
@@ -2205,7 +2198,91 @@
           <w:i w:val="0"/>
           <w:sz w:val="22"/>
         </w:rPr>
-        <w:t>Catálogo de integradores (socios tecnológicos) y sus aplicativos. Se asocian a clientes y proyectos, e incluyen seguimiento de su gestión e integraciones.</w:t>
+        <w:t>Permite aplicar un mismo cambio (fase, banco, productos) a varias sucursales del proyecto simultáneamente.</w:t>
+      </w:r>
+    </w:p>
+    <w:p>
+      <w:pPr>
+        <w:pStyle w:val="ListNumber"/>
+      </w:pPr>
+      <w:r>
+        <w:t>En el detalle de un proyecto multitienda, presione "Actualización Masiva".</w:t>
+      </w:r>
+    </w:p>
+    <w:p>
+      <w:pPr>
+        <w:pStyle w:val="ListNumber"/>
+      </w:pPr>
+      <w:r>
+        <w:t>Seleccione las sucursales (o "Seleccionar todas").</w:t>
+      </w:r>
+    </w:p>
+    <w:p>
+      <w:pPr>
+        <w:pStyle w:val="ListNumber"/>
+      </w:pPr>
+      <w:r>
+        <w:t>Elija la fase y/o el banco, y marque los productos a actualizar.</w:t>
+      </w:r>
+    </w:p>
+    <w:p>
+      <w:pPr>
+        <w:pStyle w:val="ListNumber"/>
+      </w:pPr>
+      <w:r>
+        <w:t>Indique el motivo y confirme.</w:t>
+      </w:r>
+    </w:p>
+    <w:p>
+      <w:pPr>
+        <w:jc w:val="center"/>
+      </w:pPr>
+      <w:r>
+        <w:drawing>
+          <wp:inline xmlns:a="http://schemas.openxmlformats.org/drawingml/2006/main" xmlns:pic="http://schemas.openxmlformats.org/drawingml/2006/picture">
+            <wp:extent cx="5760720" cy="3600450"/>
+            <wp:docPr id="5" name="Picture 5"/>
+            <wp:cNvGraphicFramePr>
+              <a:graphicFrameLocks noChangeAspect="1"/>
+            </wp:cNvGraphicFramePr>
+            <a:graphic>
+              <a:graphicData uri="http://schemas.openxmlformats.org/drawingml/2006/picture">
+                <pic:pic>
+                  <pic:nvPicPr>
+                    <pic:cNvPr id="0" name="06_batch_update_dialog.png"/>
+                    <pic:cNvPicPr/>
+                  </pic:nvPicPr>
+                  <pic:blipFill>
+                    <a:blip r:embed="rId13"/>
+                    <a:stretch>
+                      <a:fillRect/>
+                    </a:stretch>
+                  </pic:blipFill>
+                  <pic:spPr>
+                    <a:xfrm>
+                      <a:off x="0" y="0"/>
+                      <a:ext cx="5760720" cy="3600450"/>
+                    </a:xfrm>
+                    <a:prstGeom prst="rect"/>
+                  </pic:spPr>
+                </pic:pic>
+              </a:graphicData>
+            </a:graphic>
+          </wp:inline>
+        </w:drawing>
+      </w:r>
+    </w:p>
+    <w:p>
+      <w:pPr>
+        <w:jc w:val="center"/>
+      </w:pPr>
+      <w:r>
+        <w:rPr>
+          <w:i/>
+          <w:color w:val="888888"/>
+          <w:sz w:val="18"/>
+        </w:rPr>
+        <w:t>Figura 5. Diálogo de Actualización Masiva (Batch) por sucursales.</w:t>
       </w:r>
     </w:p>
     <w:p>
@@ -2218,7 +2295,7 @@
           <w:color w:val="0E5A8A"/>
           <w:sz w:val="28"/>
         </w:rPr>
-        <w:t>6.4 Datos de Imple</w:t>
+        <w:t>6.6 Creación de Plantillas de correo</w:t>
       </w:r>
     </w:p>
     <w:p>
@@ -2227,7 +2304,59 @@
           <w:i w:val="0"/>
           <w:sz w:val="22"/>
         </w:rPr>
-        <w:t>Opción de corrección rápida y focalizada de los datos de implementación de un cliente, con replicación automática a todas sus sucursales.</w:t>
+        <w:t>Las plantillas estandarizan los correos de Proyectos. Se gestionan desde "Gestionar Plantillas" (disponible en la lista y en el detalle).</w:t>
+      </w:r>
+    </w:p>
+    <w:p>
+      <w:pPr>
+        <w:jc w:val="center"/>
+      </w:pPr>
+      <w:r>
+        <w:drawing>
+          <wp:inline xmlns:a="http://schemas.openxmlformats.org/drawingml/2006/main" xmlns:pic="http://schemas.openxmlformats.org/drawingml/2006/picture">
+            <wp:extent cx="5760720" cy="3600450"/>
+            <wp:docPr id="6" name="Picture 6"/>
+            <wp:cNvGraphicFramePr>
+              <a:graphicFrameLocks noChangeAspect="1"/>
+            </wp:cNvGraphicFramePr>
+            <a:graphic>
+              <a:graphicData uri="http://schemas.openxmlformats.org/drawingml/2006/picture">
+                <pic:pic>
+                  <pic:nvPicPr>
+                    <pic:cNvPr id="0" name="07_templates_dialog.png"/>
+                    <pic:cNvPicPr/>
+                  </pic:nvPicPr>
+                  <pic:blipFill>
+                    <a:blip r:embed="rId14"/>
+                    <a:stretch>
+                      <a:fillRect/>
+                    </a:stretch>
+                  </pic:blipFill>
+                  <pic:spPr>
+                    <a:xfrm>
+                      <a:off x="0" y="0"/>
+                      <a:ext cx="5760720" cy="3600450"/>
+                    </a:xfrm>
+                    <a:prstGeom prst="rect"/>
+                  </pic:spPr>
+                </pic:pic>
+              </a:graphicData>
+            </a:graphic>
+          </wp:inline>
+        </w:drawing>
+      </w:r>
+    </w:p>
+    <w:p>
+      <w:pPr>
+        <w:jc w:val="center"/>
+      </w:pPr>
+      <w:r>
+        <w:rPr>
+          <w:i/>
+          <w:color w:val="888888"/>
+          <w:sz w:val="18"/>
+        </w:rPr>
+        <w:t>Figura 6. Modal de gestión de Plantillas: lista (izquierda), formulario (centro) y variables (derecha).</w:t>
       </w:r>
     </w:p>
     <w:p>
@@ -2240,7 +2369,47 @@
           <w:color w:val="0891B2"/>
           <w:sz w:val="24"/>
         </w:rPr>
-        <w:t>¿Qué campos permite editar?</w:t>
+        <w:t>Crear o editar una plantilla</w:t>
+      </w:r>
+    </w:p>
+    <w:p>
+      <w:pPr>
+        <w:pStyle w:val="ListNumber"/>
+      </w:pPr>
+      <w:r>
+        <w:t>Abra "Gestionar Plantillas".</w:t>
+      </w:r>
+    </w:p>
+    <w:p>
+      <w:pPr>
+        <w:pStyle w:val="ListNumber"/>
+      </w:pPr>
+      <w:r>
+        <w:t>Presione "+ Nueva" para crear, o haga clic en una plantilla de la lista para editarla.</w:t>
+      </w:r>
+    </w:p>
+    <w:p>
+      <w:pPr>
+        <w:pStyle w:val="ListNumber"/>
+      </w:pPr>
+      <w:r>
+        <w:t>Defina el Nombre, el Asunto y el Cuerpo del mensaje.</w:t>
+      </w:r>
+    </w:p>
+    <w:p>
+      <w:pPr>
+        <w:pStyle w:val="ListNumber"/>
+      </w:pPr>
+      <w:r>
+        <w:t>Inserte variables desde el panel derecho (use el buscador y haga clic para insertarlas en el cursor).</w:t>
+      </w:r>
+    </w:p>
+    <w:p>
+      <w:pPr>
+        <w:pStyle w:val="ListNumber"/>
+      </w:pPr>
+      <w:r>
+        <w:t>Guarde. La plantilla queda disponible en el selector de notificaciones.</w:t>
       </w:r>
     </w:p>
     <w:p>
@@ -2249,7 +2418,231 @@
           <w:i w:val="0"/>
           <w:sz w:val="22"/>
         </w:rPr>
-        <w:t>Exclusivamente cinco (5) campos:</w:t>
+        <w:t>Sugerencias de uso: al pasar el cursor sobre el nombre de una plantilla se muestra el nombre completo; las acciones Editar/Eliminar aparecen al situar el mouse sobre cada tarjeta.</w:t>
+      </w:r>
+    </w:p>
+    <w:p>
+      <w:pPr>
+        <w:jc w:val="center"/>
+      </w:pPr>
+      <w:r>
+        <w:drawing>
+          <wp:inline xmlns:a="http://schemas.openxmlformats.org/drawingml/2006/main" xmlns:pic="http://schemas.openxmlformats.org/drawingml/2006/picture">
+            <wp:extent cx="5760720" cy="3600450"/>
+            <wp:docPr id="7" name="Picture 7"/>
+            <wp:cNvGraphicFramePr>
+              <a:graphicFrameLocks noChangeAspect="1"/>
+            </wp:cNvGraphicFramePr>
+            <a:graphic>
+              <a:graphicData uri="http://schemas.openxmlformats.org/drawingml/2006/picture">
+                <pic:pic>
+                  <pic:nvPicPr>
+                    <pic:cNvPr id="0" name="08_template_edit_form.png"/>
+                    <pic:cNvPicPr/>
+                  </pic:nvPicPr>
+                  <pic:blipFill>
+                    <a:blip r:embed="rId15"/>
+                    <a:stretch>
+                      <a:fillRect/>
+                    </a:stretch>
+                  </pic:blipFill>
+                  <pic:spPr>
+                    <a:xfrm>
+                      <a:off x="0" y="0"/>
+                      <a:ext cx="5760720" cy="3600450"/>
+                    </a:xfrm>
+                    <a:prstGeom prst="rect"/>
+                  </pic:spPr>
+                </pic:pic>
+              </a:graphicData>
+            </a:graphic>
+          </wp:inline>
+        </w:drawing>
+      </w:r>
+    </w:p>
+    <w:p>
+      <w:pPr>
+        <w:jc w:val="center"/>
+      </w:pPr>
+      <w:r>
+        <w:rPr>
+          <w:i/>
+          <w:color w:val="888888"/>
+          <w:sz w:val="18"/>
+        </w:rPr>
+        <w:t>Figura 7. Edición de una plantilla: nombre, asunto, cuerpo y panel de variables.</w:t>
+      </w:r>
+    </w:p>
+    <w:tbl>
+      <w:tblPr>
+        <w:tblW w:type="auto" w:w="0"/>
+        <w:tblLook w:firstColumn="1" w:firstRow="1" w:lastColumn="0" w:lastRow="0" w:noHBand="0" w:noVBand="1" w:val="04A0"/>
+      </w:tblPr>
+      <w:tblGrid>
+        <w:gridCol w:w="8640"/>
+      </w:tblGrid>
+      <w:tr>
+        <w:tc>
+          <w:tcPr>
+            <w:tcW w:type="dxa" w:w="8640"/>
+            <w:shd w:val="clear" w:color="auto" w:fill="E9F7EF"/>
+          </w:tcPr>
+          <w:p>
+            <w:r>
+              <w:rPr>
+                <w:b/>
+              </w:rPr>
+              <w:t xml:space="preserve">BUENA PRÁCTICA: </w:t>
+            </w:r>
+            <w:r>
+              <w:t>Las variables (ej. datos del cliente, montos, {Estado_Proyecto}) se reemplazan automáticamente al enviar el correo. Use el buscador de variables para encontrarlas rápido.</w:t>
+            </w:r>
+          </w:p>
+        </w:tc>
+      </w:tr>
+    </w:tbl>
+    <w:p/>
+    <w:p>
+      <w:pPr>
+        <w:pStyle w:val="Heading2"/>
+      </w:pPr>
+      <w:r>
+        <w:rPr>
+          <w:b/>
+          <w:color w:val="0E5A8A"/>
+          <w:sz w:val="28"/>
+        </w:rPr>
+        <w:t>6.7 Envío de Notificaciones</w:t>
+      </w:r>
+    </w:p>
+    <w:p>
+      <w:r>
+        <w:rPr>
+          <w:i w:val="0"/>
+          <w:sz w:val="22"/>
+        </w:rPr>
+        <w:t>Desde el detalle del proyecto se envían las notificaciones por correo. Hay dos modalidades: Notificaciones a Clientes/Bancos (formales, con plantilla y secuencia de envíos) y Otras Notificaciones (envíos puntuales/ad-hoc).</w:t>
+      </w:r>
+    </w:p>
+    <w:p>
+      <w:pPr>
+        <w:pStyle w:val="Heading3"/>
+      </w:pPr>
+      <w:r>
+        <w:rPr>
+          <w:b/>
+          <w:color w:val="0891B2"/>
+          <w:sz w:val="24"/>
+        </w:rPr>
+        <w:t>6.7.1 Notificaciones a Clientes / Bancos</w:t>
+      </w:r>
+    </w:p>
+    <w:p>
+      <w:pPr>
+        <w:jc w:val="center"/>
+      </w:pPr>
+      <w:r>
+        <w:drawing>
+          <wp:inline xmlns:a="http://schemas.openxmlformats.org/drawingml/2006/main" xmlns:pic="http://schemas.openxmlformats.org/drawingml/2006/picture">
+            <wp:extent cx="5760720" cy="3600450"/>
+            <wp:docPr id="8" name="Picture 8"/>
+            <wp:cNvGraphicFramePr>
+              <a:graphicFrameLocks noChangeAspect="1"/>
+            </wp:cNvGraphicFramePr>
+            <a:graphic>
+              <a:graphicData uri="http://schemas.openxmlformats.org/drawingml/2006/picture">
+                <pic:pic>
+                  <pic:nvPicPr>
+                    <pic:cNvPr id="0" name="09_notifications_dialog.png"/>
+                    <pic:cNvPicPr/>
+                  </pic:nvPicPr>
+                  <pic:blipFill>
+                    <a:blip r:embed="rId16"/>
+                    <a:stretch>
+                      <a:fillRect/>
+                    </a:stretch>
+                  </pic:blipFill>
+                  <pic:spPr>
+                    <a:xfrm>
+                      <a:off x="0" y="0"/>
+                      <a:ext cx="5760720" cy="3600450"/>
+                    </a:xfrm>
+                    <a:prstGeom prst="rect"/>
+                  </pic:spPr>
+                </pic:pic>
+              </a:graphicData>
+            </a:graphic>
+          </wp:inline>
+        </w:drawing>
+      </w:r>
+    </w:p>
+    <w:p>
+      <w:pPr>
+        <w:jc w:val="center"/>
+      </w:pPr>
+      <w:r>
+        <w:rPr>
+          <w:i/>
+          <w:color w:val="888888"/>
+          <w:sz w:val="18"/>
+        </w:rPr>
+        <w:t>Figura 8. Modal de Notificaciones: contactos, destinatarios TO/CC, grupos CC, plantilla y editor.</w:t>
+      </w:r>
+    </w:p>
+    <w:p>
+      <w:pPr>
+        <w:pStyle w:val="ListNumber"/>
+      </w:pPr>
+      <w:r>
+        <w:t>Abra "Notificaciones" en el detalle del proyecto y elija el destino (Cliente / Banco / Cliente y Banco).</w:t>
+      </w:r>
+    </w:p>
+    <w:p>
+      <w:pPr>
+        <w:pStyle w:val="ListNumber"/>
+      </w:pPr>
+      <w:r>
+        <w:t>En "Destinatarios del Proyecto" marque los contactos a incluir.</w:t>
+      </w:r>
+    </w:p>
+    <w:p>
+      <w:pPr>
+        <w:pStyle w:val="ListNumber"/>
+      </w:pPr>
+      <w:r>
+        <w:t>Revise los Destinatarios Principales (TO): puede agregar/corregir correos o buscar usuarios internos.</w:t>
+      </w:r>
+    </w:p>
+    <w:p>
+      <w:pPr>
+        <w:pStyle w:val="ListNumber"/>
+      </w:pPr>
+      <w:r>
+        <w:t>Agregue Destinatarios Adicionales (CC) y, si lo desea, aplique un Grupo de Correo guardado.</w:t>
+      </w:r>
+    </w:p>
+    <w:p>
+      <w:pPr>
+        <w:pStyle w:val="ListNumber"/>
+      </w:pPr>
+      <w:r>
+        <w:t>Seleccione la Plantilla; el asunto y el cuerpo se cargan automáticamente.</w:t>
+      </w:r>
+    </w:p>
+    <w:p>
+      <w:pPr>
+        <w:pStyle w:val="ListNumber"/>
+      </w:pPr>
+      <w:r>
+        <w:t>Adjunte archivos, imágenes o la matriz si corresponde.</w:t>
+      </w:r>
+    </w:p>
+    <w:p>
+      <w:pPr>
+        <w:pStyle w:val="ListNumber"/>
+      </w:pPr>
+      <w:r>
+        <w:t>Use Vista Previa para revisar el resultado final y luego Enviar.</w:t>
       </w:r>
     </w:p>
     <w:p>
@@ -2260,10 +2653,10 @@
         <w:rPr>
           <w:b/>
         </w:rPr>
-        <w:t>Componentes</w:t>
+        <w:t>Destinatarios TO/CC con tokens</w:t>
       </w:r>
       <w:r>
-        <w:t>: tipo de servicio (VPOS, MPOS, Payment Gateway, Link de Pago).</w:t>
+        <w:t>: el selector permite usuarios internos (con filtro estratégico) y correos externos.</w:t>
       </w:r>
     </w:p>
     <w:p>
@@ -2274,10 +2667,10 @@
         <w:rPr>
           <w:b/>
         </w:rPr>
-        <w:t>Integrador</w:t>
+        <w:t>Grupos de Correo (CC)</w:t>
       </w:r>
       <w:r>
-        <w:t>: socio tecnológico.</w:t>
+        <w:t>: guarde y reutilice grupos de copia; son compartidos con Otras Notificaciones.</w:t>
       </w:r>
     </w:p>
     <w:p>
@@ -2288,38 +2681,10 @@
         <w:rPr>
           <w:b/>
         </w:rPr>
-        <w:t>Aplicación</w:t>
+        <w:t>Historial de envíos</w:t>
       </w:r>
       <w:r>
-        <w:t>: aplicativo del integrador (se autocompleta al elegir el integrador).</w:t>
-      </w:r>
-    </w:p>
-    <w:p>
-      <w:pPr>
-        <w:pStyle w:val="ListBullet"/>
-      </w:pPr>
-      <w:r>
-        <w:rPr>
-          <w:b/>
-        </w:rPr>
-        <w:t>Implementador</w:t>
-      </w:r>
-      <w:r>
-        <w:t>: responsable de la implementación.</w:t>
-      </w:r>
-    </w:p>
-    <w:p>
-      <w:pPr>
-        <w:pStyle w:val="ListBullet"/>
-      </w:pPr>
-      <w:r>
-        <w:rPr>
-          <w:b/>
-        </w:rPr>
-        <w:t>Coordinador</w:t>
-      </w:r>
-      <w:r>
-        <w:t>: coordinador asignado.</w:t>
+        <w:t>: muestra los envíos previos y el próximo envío sugerido de la secuencia.</w:t>
       </w:r>
     </w:p>
     <w:tbl>
@@ -2344,7 +2709,7 @@
               <w:t xml:space="preserve">IMPORTANTE: </w:t>
             </w:r>
             <w:r>
-              <w:t>Por diseño, esta vista NO incluye el campo "Ejecutivo Propietario", para evitar cambios accidentales del dueño comercial del cliente.</w:t>
+              <w:t>Verifique siempre los destinatarios TO antes de enviar. Los correos prellenados del cliente pueden corregirse en el mismo modal.</w:t>
             </w:r>
           </w:p>
         </w:tc>
@@ -2361,7 +2726,7 @@
           <w:color w:val="0891B2"/>
           <w:sz w:val="24"/>
         </w:rPr>
-        <w:t>Precarga del Coordinador</w:t>
+        <w:t>6.7.2 Otras Notificaciones (Ad-hoc)</w:t>
       </w:r>
     </w:p>
     <w:p>
@@ -2370,52 +2735,264 @@
           <w:i w:val="0"/>
           <w:sz w:val="22"/>
         </w:rPr>
-        <w:t>Al abrir el formulario, el campo Coordinador se precarga con el usuario que tiene el perfil "Coordinación de Administración". Si esa persona cambia, la precarga se actualiza automáticamente.</w:t>
+        <w:t>Para envíos puntuales que no forman parte de la secuencia formal. Incluye el mismo selector de destinatarios (TO/CC) con tokens, Grupos de Correo, plantillas, adjuntos y vista previa.</w:t>
       </w:r>
     </w:p>
     <w:p>
       <w:pPr>
-        <w:pStyle w:val="Heading3"/>
+        <w:jc w:val="center"/>
+      </w:pPr>
+      <w:r>
+        <w:drawing>
+          <wp:inline xmlns:a="http://schemas.openxmlformats.org/drawingml/2006/main" xmlns:pic="http://schemas.openxmlformats.org/drawingml/2006/picture">
+            <wp:extent cx="5760720" cy="3600450"/>
+            <wp:docPr id="9" name="Picture 9"/>
+            <wp:cNvGraphicFramePr>
+              <a:graphicFrameLocks noChangeAspect="1"/>
+            </wp:cNvGraphicFramePr>
+            <a:graphic>
+              <a:graphicData uri="http://schemas.openxmlformats.org/drawingml/2006/picture">
+                <pic:pic>
+                  <pic:nvPicPr>
+                    <pic:cNvPr id="0" name="10_adhoc_dialog.png"/>
+                    <pic:cNvPicPr/>
+                  </pic:nvPicPr>
+                  <pic:blipFill>
+                    <a:blip r:embed="rId17"/>
+                    <a:stretch>
+                      <a:fillRect/>
+                    </a:stretch>
+                  </pic:blipFill>
+                  <pic:spPr>
+                    <a:xfrm>
+                      <a:off x="0" y="0"/>
+                      <a:ext cx="5760720" cy="3600450"/>
+                    </a:xfrm>
+                    <a:prstGeom prst="rect"/>
+                  </pic:spPr>
+                </pic:pic>
+              </a:graphicData>
+            </a:graphic>
+          </wp:inline>
+        </w:drawing>
+      </w:r>
+    </w:p>
+    <w:p>
+      <w:pPr>
+        <w:jc w:val="center"/>
+      </w:pPr>
+      <w:r>
+        <w:rPr>
+          <w:i/>
+          <w:color w:val="888888"/>
+          <w:sz w:val="18"/>
+        </w:rPr>
+        <w:t>Figura 9. Modal de Otras Notificaciones (Ad-hoc) con destinatarios TO/CC y grupos.</w:t>
+      </w:r>
+    </w:p>
+    <w:p>
+      <w:pPr>
+        <w:pStyle w:val="ListNumber"/>
+      </w:pPr>
+      <w:r>
+        <w:t>Abra "Otras Notificaciones" en el detalle del proyecto.</w:t>
+      </w:r>
+    </w:p>
+    <w:p>
+      <w:pPr>
+        <w:pStyle w:val="ListNumber"/>
+      </w:pPr>
+      <w:r>
+        <w:t>Seleccione contactos y/o agregue destinatarios TO y CC (puede aplicar un Grupo de Correo).</w:t>
+      </w:r>
+    </w:p>
+    <w:p>
+      <w:pPr>
+        <w:pStyle w:val="ListNumber"/>
+      </w:pPr>
+      <w:r>
+        <w:t>Elija una plantilla o redacte el asunto y el mensaje; adjunte archivos si es necesario.</w:t>
+      </w:r>
+    </w:p>
+    <w:p>
+      <w:pPr>
+        <w:pStyle w:val="ListNumber"/>
+      </w:pPr>
+      <w:r>
+        <w:t>Revise con Vista Previa y envíe.</w:t>
+      </w:r>
+    </w:p>
+    <w:p>
+      <w:pPr>
+        <w:pStyle w:val="Heading2"/>
       </w:pPr>
       <w:r>
         <w:rPr>
           <w:b/>
-          <w:color w:val="0891B2"/>
-          <w:sz w:val="24"/>
+          <w:color w:val="0E5A8A"/>
+          <w:sz w:val="28"/>
         </w:rPr>
-        <w:t>Actualización multisucursal (cascada)</w:t>
+        <w:t>6.8 Ficha Técnica de Implementación</w:t>
       </w:r>
     </w:p>
     <w:p>
       <w:pPr>
-        <w:pStyle w:val="ListNumber"/>
+        <w:pStyle w:val="ListBullet"/>
       </w:pPr>
       <w:r>
-        <w:t>Ingrese a Datos de Imple y busque el cliente por nombre, RIF o implementador.</w:t>
+        <w:t>Contiene el Resumen Ejecutivo con bancos y productos seleccionados, distribución por sucursales y datos de configuración.</w:t>
       </w:r>
     </w:p>
     <w:p>
       <w:pPr>
-        <w:pStyle w:val="ListNumber"/>
+        <w:pStyle w:val="ListBullet"/>
       </w:pPr>
       <w:r>
-        <w:t>Presione "Editar" en la fila deseada.</w:t>
+        <w:t>Toma como fuente de verdad los datos del propio proyecto, por lo que es equivalente a la ficha enviada al cliente.</w:t>
       </w:r>
     </w:p>
     <w:p>
       <w:pPr>
-        <w:pStyle w:val="ListNumber"/>
+        <w:pStyle w:val="ListBullet"/>
       </w:pPr>
       <w:r>
-        <w:t>Modifique los campos necesarios (el sistema indica cuántas sucursales se actualizarán).</w:t>
+        <w:t>Se puede descargar desde el detalle del proyecto.</w:t>
       </w:r>
     </w:p>
     <w:p>
       <w:pPr>
-        <w:pStyle w:val="ListNumber"/>
+        <w:pStyle w:val="Heading2"/>
       </w:pPr>
       <w:r>
-        <w:t>Presione "Guardar y replicar".</w:t>
+        <w:rPr>
+          <w:b/>
+          <w:color w:val="0E5A8A"/>
+          <w:sz w:val="28"/>
+        </w:rPr>
+        <w:t>6.9 Proyectos Directos</w:t>
+      </w:r>
+    </w:p>
+    <w:p>
+      <w:r>
+        <w:rPr>
+          <w:i w:val="0"/>
+          <w:sz w:val="22"/>
+        </w:rPr>
+        <w:t>Crea un proyecto sin cotización previa, capturando directamente sucursales, bancos y productos. Genera igualmente su Ficha Técnica.</w:t>
+      </w:r>
+    </w:p>
+    <w:p>
+      <w:pPr>
+        <w:pStyle w:val="Heading2"/>
+      </w:pPr>
+      <w:r>
+        <w:rPr>
+          <w:b/>
+          <w:color w:val="0E5A8A"/>
+          <w:sz w:val="28"/>
+        </w:rPr>
+        <w:t>6.10 Integradores</w:t>
+      </w:r>
+    </w:p>
+    <w:p>
+      <w:r>
+        <w:rPr>
+          <w:i w:val="0"/>
+          <w:sz w:val="22"/>
+        </w:rPr>
+        <w:t>Catálogo de integradores (socios tecnológicos) y sus aplicativos, asociados a clientes y proyectos.</w:t>
+      </w:r>
+    </w:p>
+    <w:p>
+      <w:pPr>
+        <w:pStyle w:val="Heading2"/>
+      </w:pPr>
+      <w:r>
+        <w:rPr>
+          <w:b/>
+          <w:color w:val="0E5A8A"/>
+          <w:sz w:val="28"/>
+        </w:rPr>
+        <w:t>6.11 Datos de Imple</w:t>
+      </w:r>
+    </w:p>
+    <w:p>
+      <w:r>
+        <w:rPr>
+          <w:i w:val="0"/>
+          <w:sz w:val="22"/>
+        </w:rPr>
+        <w:t>Corrección rápida de 5 campos del cliente con replicación a todas las sucursales del mismo RIF.</w:t>
+      </w:r>
+    </w:p>
+    <w:p>
+      <w:pPr>
+        <w:pStyle w:val="ListBullet"/>
+      </w:pPr>
+      <w:r>
+        <w:rPr>
+          <w:b/>
+        </w:rPr>
+        <w:t>Componentes</w:t>
+      </w:r>
+      <w:r>
+        <w:t>: tipo de servicio (VPOS/MPOS/Payment Gateway/Link de Pago).</w:t>
+      </w:r>
+    </w:p>
+    <w:p>
+      <w:pPr>
+        <w:pStyle w:val="ListBullet"/>
+      </w:pPr>
+      <w:r>
+        <w:rPr>
+          <w:b/>
+        </w:rPr>
+        <w:t>Integrador</w:t>
+      </w:r>
+      <w:r>
+        <w:t>: socio tecnológico.</w:t>
+      </w:r>
+    </w:p>
+    <w:p>
+      <w:pPr>
+        <w:pStyle w:val="ListBullet"/>
+      </w:pPr>
+      <w:r>
+        <w:rPr>
+          <w:b/>
+        </w:rPr>
+        <w:t>Aplicación</w:t>
+      </w:r>
+      <w:r>
+        <w:t>: aplicativo (autocompletado).</w:t>
+      </w:r>
+    </w:p>
+    <w:p>
+      <w:pPr>
+        <w:pStyle w:val="ListBullet"/>
+      </w:pPr>
+      <w:r>
+        <w:rPr>
+          <w:b/>
+        </w:rPr>
+        <w:t>Implementador</w:t>
+      </w:r>
+      <w:r>
+        <w:t>: responsable.</w:t>
+      </w:r>
+    </w:p>
+    <w:p>
+      <w:pPr>
+        <w:pStyle w:val="ListBullet"/>
+      </w:pPr>
+      <w:r>
+        <w:rPr>
+          <w:b/>
+        </w:rPr>
+        <w:t>Coordinador</w:t>
+      </w:r>
+      <w:r>
+        <w:t>: precargado con el perfil "Coordinación de Administración".</w:t>
       </w:r>
     </w:p>
     <w:tbl>
@@ -2440,7 +3017,7 @@
               <w:t xml:space="preserve">BUENA PRÁCTICA: </w:t>
             </w:r>
             <w:r>
-              <w:t>Al guardar, los 5 campos se aplican a TODAS las sucursales que comparten el mismo RIF, en una sola operación. Ejemplo: si el cliente tiene 4 sucursales y cambia el Integrador, las 4 quedan actualizadas.</w:t>
+              <w:t>NO incluye "Ejecutivo Propietario" por diseño. Al guardar, los 5 campos se replican a TODAS las sucursales del mismo RIF en una sola operación.</w:t>
             </w:r>
           </w:p>
         </w:tc>
@@ -2471,7 +3048,7 @@
           <w:i w:val="0"/>
           <w:sz w:val="22"/>
         </w:rPr>
-        <w:t>Espacio para la gestión de nuevos productos del portafolio, con su documentación y seguimiento.</w:t>
+        <w:t>Gestión de nuevos productos del portafolio, con documentación y seguimiento.</w:t>
       </w:r>
     </w:p>
     <w:p>
@@ -2489,37 +3066,16 @@
     </w:p>
     <w:p>
       <w:pPr>
-        <w:pStyle w:val="Heading2"/>
+        <w:pStyle w:val="ListBullet"/>
       </w:pPr>
       <w:r>
         <w:rPr>
           <w:b/>
-          <w:color w:val="0E5A8A"/>
-          <w:sz w:val="28"/>
         </w:rPr>
-        <w:t>8.1 Inventarios</w:t>
+        <w:t>Inventarios</w:t>
       </w:r>
-    </w:p>
-    <w:p>
       <w:r>
-        <w:rPr>
-          <w:i w:val="0"/>
-          <w:sz w:val="22"/>
-        </w:rPr>
-        <w:t>Control de activos e inventario de equipos.</w:t>
-      </w:r>
-    </w:p>
-    <w:p>
-      <w:pPr>
-        <w:pStyle w:val="Heading2"/>
-      </w:pPr>
-      <w:r>
-        <w:rPr>
-          <w:b/>
-          <w:color w:val="0E5A8A"/>
-          <w:sz w:val="28"/>
-        </w:rPr>
-        <w:t>8.2 Reportes Contables</w:t>
+        <w:t>: control de activos e inventario de equipos.</w:t>
       </w:r>
     </w:p>
     <w:p>
@@ -2533,7 +3089,7 @@
         <w:t>Kardex de Activos</w:t>
       </w:r>
       <w:r>
-        <w:t>: movimientos de entrada/salida de activos.</w:t>
+        <w:t>: movimientos de activos.</w:t>
       </w:r>
     </w:p>
     <w:p>
@@ -2547,7 +3103,7 @@
         <w:t>Mayor de Activos</w:t>
       </w:r>
       <w:r>
-        <w:t>: saldos y resumen contable de activos.</w:t>
+        <w:t>: saldos y resumen contable.</w:t>
       </w:r>
     </w:p>
     <w:p>
@@ -2561,7 +3117,7 @@
         <w:t>Salidas Facturadas</w:t>
       </w:r>
       <w:r>
-        <w:t>: control de salidas con facturación asociada.</w:t>
+        <w:t>: salidas con facturación asociada.</w:t>
       </w:r>
     </w:p>
     <w:p>
@@ -2583,7 +3139,7 @@
           <w:i w:val="0"/>
           <w:sz w:val="22"/>
         </w:rPr>
-        <w:t>Gestión de equipos que ingresan a taller: recepción, diagnóstico, reparación y entrega.</w:t>
+        <w:t>Recepción, diagnóstico, reparación y entrega de equipos en taller.</w:t>
       </w:r>
     </w:p>
     <w:p>
@@ -2600,15 +3156,6 @@
       </w:r>
     </w:p>
     <w:p>
-      <w:r>
-        <w:rPr>
-          <w:i w:val="0"/>
-          <w:sz w:val="22"/>
-        </w:rPr>
-        <w:t>Centraliza ajustes del sistema relacionados con comunicaciones y notificaciones:</w:t>
-      </w:r>
-    </w:p>
-    <w:p>
       <w:pPr>
         <w:pStyle w:val="ListBullet"/>
       </w:pPr>
@@ -2619,7 +3166,7 @@
         <w:t>Plantillas de correo</w:t>
       </w:r>
       <w:r>
-        <w:t>: creación y edición de plantillas para clientes, integradores y nuevos productos.</w:t>
+        <w:t>: clientes, integradores y nuevos productos.</w:t>
       </w:r>
     </w:p>
     <w:p>
@@ -2633,7 +3180,7 @@
         <w:t>Pie de página / Remitentes</w:t>
       </w:r>
       <w:r>
-        <w:t>: configuración del footer y de las direcciones remitentes por área.</w:t>
+        <w:t>: footer y direcciones remitentes por área.</w:t>
       </w:r>
     </w:p>
     <w:p>
@@ -2647,7 +3194,7 @@
         <w:t>Notificaciones y Otras Acciones</w:t>
       </w:r>
       <w:r>
-        <w:t>: configuración del motor de notificaciones y acciones automáticas.</w:t>
+        <w:t>: motor de notificaciones y acciones automáticas.</w:t>
       </w:r>
     </w:p>
     <w:p>
@@ -2664,15 +3211,6 @@
       </w:r>
     </w:p>
     <w:p>
-      <w:r>
-        <w:rPr>
-          <w:i w:val="0"/>
-          <w:sz w:val="22"/>
-        </w:rPr>
-        <w:t>Disponible para administradores:</w:t>
-      </w:r>
-    </w:p>
-    <w:p>
       <w:pPr>
         <w:pStyle w:val="ListBullet"/>
       </w:pPr>
@@ -2683,7 +3221,7 @@
         <w:t>Creación de Usuarios</w:t>
       </w:r>
       <w:r>
-        <w:t>: alta de usuarios con su cargo, departamento y datos.</w:t>
+        <w:t>: alta de usuarios.</w:t>
       </w:r>
     </w:p>
     <w:p>
@@ -2697,7 +3235,7 @@
         <w:t>Permisos de Usuarios</w:t>
       </w:r>
       <w:r>
-        <w:t>: asignación de niveles por módulo a cada usuario.</w:t>
+        <w:t>: niveles por módulo por usuario.</w:t>
       </w:r>
     </w:p>
     <w:p>
@@ -2711,7 +3249,7 @@
         <w:t>Perfiles de Usuario</w:t>
       </w:r>
       <w:r>
-        <w:t>: definición de perfiles reutilizables y activación/desactivación de módulos por perfil.</w:t>
+        <w:t>: perfiles reutilizables y activación de módulos por perfil.</w:t>
       </w:r>
     </w:p>
     <w:p>
@@ -2750,7 +3288,7 @@
         <w:pStyle w:val="ListNumber"/>
       </w:pPr>
       <w:r>
-        <w:t>Registrar/seleccionar el cliente (Clientes o Contacto Inicial).</w:t>
+        <w:t>Registrar/seleccionar el cliente.</w:t>
       </w:r>
     </w:p>
     <w:p>
@@ -2758,7 +3296,7 @@
         <w:pStyle w:val="ListNumber"/>
       </w:pPr>
       <w:r>
-        <w:t>Elaborar la Cotización (tipo de solución, sucursales, Set Up y Costos Recurrentes).</w:t>
+        <w:t>Elaborar la Cotización.</w:t>
       </w:r>
     </w:p>
     <w:p>
@@ -2766,7 +3304,7 @@
         <w:pStyle w:val="ListNumber"/>
       </w:pPr>
       <w:r>
-        <w:t>Revisar la Vista Previa y Enviar al Cliente.</w:t>
+        <w:t>Revisar Vista Previa y Enviar al Cliente.</w:t>
       </w:r>
     </w:p>
     <w:p>
@@ -2774,7 +3312,7 @@
         <w:pStyle w:val="ListNumber"/>
       </w:pPr>
       <w:r>
-        <w:t>Al aprobarse, convertir la cotización en Proyecto (o crear un Proyecto Directo).</w:t>
+        <w:t>Convertir en Proyecto (o crear Proyecto Directo).</w:t>
       </w:r>
     </w:p>
     <w:p>
@@ -2782,7 +3320,7 @@
         <w:pStyle w:val="ListNumber"/>
       </w:pPr>
       <w:r>
-        <w:t>Asignar Implementador y dar seguimiento por el ciclo de vida (Por asignar → … → Culminado).</w:t>
+        <w:t>Asignar Implementador y dar seguimiento por estado.</w:t>
       </w:r>
     </w:p>
     <w:p>
@@ -2795,7 +3333,7 @@
           <w:color w:val="0E5A8A"/>
           <w:sz w:val="28"/>
         </w:rPr>
-        <w:t>12.2 Envío de Ficha Técnica al implementador</w:t>
+        <w:t>12.2 Operación del Implementador en un Proyecto</w:t>
       </w:r>
     </w:p>
     <w:p>
@@ -2803,7 +3341,7 @@
         <w:pStyle w:val="ListNumber"/>
       </w:pPr>
       <w:r>
-        <w:t>Desde el Proyecto, generar/descargar la Ficha Técnica de Implementación.</w:t>
+        <w:t>Abrir el proyecto y revisar estado y bitácora.</w:t>
       </w:r>
     </w:p>
     <w:p>
@@ -2811,7 +3349,7 @@
         <w:pStyle w:val="ListNumber"/>
       </w:pPr>
       <w:r>
-        <w:t>Verificar que el Resumen Ejecutivo incluya bancos y productos seleccionados y la distribución por sucursales.</w:t>
+        <w:t>Actualizar estado o datos por sucursal (individual) o usar Actualización Masiva.</w:t>
       </w:r>
     </w:p>
     <w:p>
@@ -2819,7 +3357,15 @@
         <w:pStyle w:val="ListNumber"/>
       </w:pPr>
       <w:r>
-        <w:t>Enviar las notificaciones correspondientes (con destinatarios y copias/CC según el caso).</w:t>
+        <w:t>Verificar/descargar la Ficha Técnica.</w:t>
+      </w:r>
+    </w:p>
+    <w:p>
+      <w:pPr>
+        <w:pStyle w:val="ListNumber"/>
+      </w:pPr>
+      <w:r>
+        <w:t>Enviar Notificaciones (Cliente/Banco u Otras) usando plantillas y grupos de CC.</w:t>
       </w:r>
     </w:p>
     <w:p>
@@ -2832,7 +3378,7 @@
           <w:color w:val="0E5A8A"/>
           <w:sz w:val="28"/>
         </w:rPr>
-        <w:t>12.3 Corrección rápida de datos de implementación (multisucursal)</w:t>
+        <w:t>12.3 Corrección rápida multisucursal (Datos de Imple)</w:t>
       </w:r>
     </w:p>
     <w:p>
@@ -2840,7 +3386,7 @@
         <w:pStyle w:val="ListNumber"/>
       </w:pPr>
       <w:r>
-        <w:t>Ingresar a Datos de Imple y buscar el cliente.</w:t>
+        <w:t>Buscar el cliente en Datos de Imple.</w:t>
       </w:r>
     </w:p>
     <w:p>
@@ -2848,7 +3394,7 @@
         <w:pStyle w:val="ListNumber"/>
       </w:pPr>
       <w:r>
-        <w:t>Editar Componentes, Integrador, Aplicación, Implementador y/o Coordinador.</w:t>
+        <w:t>Editar los 5 campos.</w:t>
       </w:r>
     </w:p>
     <w:p>
@@ -2856,7 +3402,7 @@
         <w:pStyle w:val="ListNumber"/>
       </w:pPr>
       <w:r>
-        <w:t>Guardar: los cambios se replican a todas las sucursales del mismo RIF.</w:t>
+        <w:t>Guardar: se replica a todas las sucursales del mismo RIF.</w:t>
       </w:r>
     </w:p>
     <w:p>
@@ -2930,7 +3476,7 @@
               <w:rPr>
                 <w:sz w:val="20"/>
               </w:rPr>
-              <w:t>RIF</w:t>
+              <w:t>RIF + Sucursal</w:t>
             </w:r>
           </w:p>
         </w:tc>
@@ -2944,37 +3490,7 @@
               <w:rPr>
                 <w:sz w:val="20"/>
               </w:rPr>
-              <w:t>Registro de Información Fiscal; junto con la Sucursal forma la clave única del cliente.</w:t>
-            </w:r>
-          </w:p>
-        </w:tc>
-      </w:tr>
-      <w:tr>
-        <w:tc>
-          <w:tcPr>
-            <w:tcW w:type="dxa" w:w="4320"/>
-          </w:tcPr>
-          <w:p>
-            <w:r/>
-            <w:r>
-              <w:rPr>
-                <w:sz w:val="20"/>
-              </w:rPr>
-              <w:t>Sucursal</w:t>
-            </w:r>
-          </w:p>
-        </w:tc>
-        <w:tc>
-          <w:tcPr>
-            <w:tcW w:type="dxa" w:w="4320"/>
-          </w:tcPr>
-          <w:p>
-            <w:r/>
-            <w:r>
-              <w:rPr>
-                <w:sz w:val="20"/>
-              </w:rPr>
-              <w:t>Punto/sede del cliente. Un mismo RIF puede tener varias sucursales.</w:t>
+              <w:t>Clave única del cliente.</w:t>
             </w:r>
           </w:p>
         </w:tc>
@@ -3004,7 +3520,7 @@
               <w:rPr>
                 <w:sz w:val="20"/>
               </w:rPr>
-              <w:t>Inversión inicial / puesta en marcha de la solución.</w:t>
+              <w:t>Inversión inicial / puesta en marcha.</w:t>
             </w:r>
           </w:p>
         </w:tc>
@@ -3034,7 +3550,7 @@
               <w:rPr>
                 <w:sz w:val="20"/>
               </w:rPr>
-              <w:t>Cargos mensuales del servicio (básicos y otros).</w:t>
+              <w:t>Cargos mensuales (básicos y otros).</w:t>
             </w:r>
           </w:p>
         </w:tc>
@@ -3124,7 +3640,7 @@
               <w:rPr>
                 <w:sz w:val="20"/>
               </w:rPr>
-              <w:t>Documento de implementación con el resumen ejecutivo y la configuración del proyecto.</w:t>
+              <w:t>Documento de implementación con resumen ejecutivo y configuración.</w:t>
             </w:r>
           </w:p>
         </w:tc>
@@ -3154,7 +3670,37 @@
               <w:rPr>
                 <w:sz w:val="20"/>
               </w:rPr>
-              <w:t>Conjunto reutilizable de destinatarios en copia para correos.</w:t>
+              <w:t>Conjunto reutilizable de destinatarios en copia.</w:t>
+            </w:r>
+          </w:p>
+        </w:tc>
+      </w:tr>
+      <w:tr>
+        <w:tc>
+          <w:tcPr>
+            <w:tcW w:type="dxa" w:w="4320"/>
+          </w:tcPr>
+          <w:p>
+            <w:r/>
+            <w:r>
+              <w:rPr>
+                <w:sz w:val="20"/>
+              </w:rPr>
+              <w:t>Actualización Masiva</w:t>
+            </w:r>
+          </w:p>
+        </w:tc>
+        <w:tc>
+          <w:tcPr>
+            <w:tcW w:type="dxa" w:w="4320"/>
+          </w:tcPr>
+          <w:p>
+            <w:r/>
+            <w:r>
+              <w:rPr>
+                <w:sz w:val="20"/>
+              </w:rPr>
+              <w:t>Cambio aplicado a varios proyectos/sucursales en una sola operación.</w:t>
             </w:r>
           </w:p>
         </w:tc>
@@ -3184,37 +3730,7 @@
               <w:rPr>
                 <w:sz w:val="20"/>
               </w:rPr>
-              <w:t>En Datos de Imple, corresponde al Tipo de Servicio del cliente.</w:t>
-            </w:r>
-          </w:p>
-        </w:tc>
-      </w:tr>
-      <w:tr>
-        <w:tc>
-          <w:tcPr>
-            <w:tcW w:type="dxa" w:w="4320"/>
-          </w:tcPr>
-          <w:p>
-            <w:r/>
-            <w:r>
-              <w:rPr>
-                <w:sz w:val="20"/>
-              </w:rPr>
-              <w:t>RBAC</w:t>
-            </w:r>
-          </w:p>
-        </w:tc>
-        <w:tc>
-          <w:tcPr>
-            <w:tcW w:type="dxa" w:w="4320"/>
-          </w:tcPr>
-          <w:p>
-            <w:r/>
-            <w:r>
-              <w:rPr>
-                <w:sz w:val="20"/>
-              </w:rPr>
-              <w:t>Control de acceso basado en roles/perfiles.</w:t>
+              <w:t>En Datos de Imple, corresponde al Tipo de Servicio.</w:t>
             </w:r>
           </w:p>
         </w:tc>
@@ -3253,7 +3769,7 @@
           <w:i w:val="0"/>
           <w:sz w:val="22"/>
         </w:rPr>
-        <w:t>Su perfil podría no tener permiso sobre ese módulo. Solicite al administrador habilitarlo desde Gestión de Seguridad → Perfiles/Permisos.</w:t>
+        <w:t>Su perfil podría no tener permiso. Solicite al administrador habilitarlo en Gestión de Seguridad.</w:t>
       </w:r>
     </w:p>
     <w:p>
@@ -3266,7 +3782,7 @@
           <w:color w:val="0891B2"/>
           <w:sz w:val="24"/>
         </w:rPr>
-        <w:t>Cambié las cajas en Set Up y no se reflejó en Recurrentes</w:t>
+        <w:t>¿La Actualización Masiva afecta a todo?</w:t>
       </w:r>
     </w:p>
     <w:p>
@@ -3275,7 +3791,7 @@
           <w:i w:val="0"/>
           <w:sz w:val="22"/>
         </w:rPr>
-        <w:t>La sincronización aplica al ítem equivalente (mismo producto) y es unidireccional (Set Up → Recurrentes). Verifique que el ítem exista en ambas secciones.</w:t>
+        <w:t>Solo a los proyectos/sucursales que usted selecciona en el diálogo. Revise la selección antes de confirmar.</w:t>
       </w:r>
     </w:p>
     <w:p>
@@ -3288,7 +3804,7 @@
           <w:color w:val="0891B2"/>
           <w:sz w:val="24"/>
         </w:rPr>
-        <w:t>La Ficha Técnica salía sin el Resumen Ejecutivo</w:t>
+        <w:t>¿Las notificaciones envían copia (CC)?</w:t>
       </w:r>
     </w:p>
     <w:p>
@@ -3297,7 +3813,7 @@
           <w:i w:val="0"/>
           <w:sz w:val="22"/>
         </w:rPr>
-        <w:t>La Ficha del proyecto toma los datos del propio proyecto (bancos y productos). Vuelva a descargar la ficha desde el detalle del proyecto para obtener la versión completa.</w:t>
+        <w:t>Sí. Puede agregar correos en CC manualmente o aplicar un Grupo de Correo guardado.</w:t>
       </w:r>
     </w:p>
     <w:p>
@@ -3310,7 +3826,7 @@
           <w:color w:val="0891B2"/>
           <w:sz w:val="24"/>
         </w:rPr>
-        <w:t>Edité un dato en Datos de Imple, ¿afecta a todas las sucursales?</w:t>
+        <w:t>La Ficha Técnica salía sin Resumen Ejecutivo</w:t>
       </w:r>
     </w:p>
     <w:p>
@@ -3319,7 +3835,29 @@
           <w:i w:val="0"/>
           <w:sz w:val="22"/>
         </w:rPr>
-        <w:t>Sí. Por diseño, los 5 campos se replican a todas las sucursales con el mismo RIF en una sola operación.</w:t>
+        <w:t>La ficha toma los datos del propio proyecto; vuelva a descargarla desde el detalle para obtener la versión completa.</w:t>
+      </w:r>
+    </w:p>
+    <w:p>
+      <w:pPr>
+        <w:pStyle w:val="Heading3"/>
+      </w:pPr>
+      <w:r>
+        <w:rPr>
+          <w:b/>
+          <w:color w:val="0891B2"/>
+          <w:sz w:val="24"/>
+        </w:rPr>
+        <w:t>¿Datos de Imple afecta todas las sucursales?</w:t>
+      </w:r>
+    </w:p>
+    <w:p>
+      <w:r>
+        <w:rPr>
+          <w:i w:val="0"/>
+          <w:sz w:val="22"/>
+        </w:rPr>
+        <w:t>Sí, por diseño replica los 5 campos a todas las sucursales con el mismo RIF.</w:t>
       </w:r>
     </w:p>
     <w:sectPr>
